--- a/ind/docx/36.content.docx
+++ b/ind/docx/36.content.docx
@@ -19,7 +19,7 @@
         <w:rPr>
           <w:lang w:val="id_ID" w:bidi="id_ID"/>
         </w:rPr>
-        <w:t>Resource: Tyndale Open Study Notes</w:t>
+        <w:t>Resource: Aquifer Open Study Notes</w:t>
       </w:r>
       <w:r>
         <w:rPr>
@@ -112,7 +112,7 @@
         <w:rPr>
           <w:lang w:val="id_ID" w:bidi="id_ID"/>
         </w:rPr>
-        <w:t>Tyndale Open Study Notes</w:t>
+        <w:t>Aquifer Open Study Notes</w:t>
       </w:r>
     </w:p>
     <w:p>

--- a/ind/docx/36.content.docx
+++ b/ind/docx/36.content.docx
@@ -233,18 +233,12 @@
         </w:rPr>
         <w:t xml:space="preserve">Firman Tuhan yang datang kepada: Zefanya adalah seorang nabi, juru bicara Allah. • Nama Hizkia mungkin merujuk pada raja dengan nama tersebut (lihat </w:t>
       </w:r>
-      <w:hyperlink r:id="rId13">
-        <w:r>
-          <w:rPr>
-            <w:lang w:val="id_ID" w:bidi="id_ID"/>
-          </w:rPr>
-          <w:rPr>
-            <w:color w:val="0000EE"/>
-            <w:u w:val="single"/>
-          </w:rPr>
-          <w:t>2Raj. 18:1–20:20</w:t>
-        </w:r>
-      </w:hyperlink>
+      <w:r>
+        <w:rPr>
+          <w:lang w:val="id_ID" w:bidi="id_ID"/>
+        </w:rPr>
+        <w:t>2Raj. 18:1–20:20</w:t>
+      </w:r>
       <w:r>
         <w:rPr>
           <w:lang w:val="id_ID" w:bidi="id_ID"/>
@@ -299,72 +293,48 @@
         </w:rPr>
         <w:t>Pesan Zefanya dari Tuhan memperingatkan tentang penghakiman di seluruh dunia (</w:t>
       </w:r>
-      <w:hyperlink r:id="rId14">
-        <w:r>
-          <w:rPr>
-            <w:lang w:val="id_ID" w:bidi="id_ID"/>
-          </w:rPr>
-          <w:rPr>
-            <w:color w:val="0000EE"/>
-            <w:u w:val="single"/>
-          </w:rPr>
-          <w:t>Zef. 1:1–6</w:t>
-        </w:r>
-      </w:hyperlink>
+      <w:r>
+        <w:rPr>
+          <w:lang w:val="id_ID" w:bidi="id_ID"/>
+        </w:rPr>
+        <w:t>Zef. 1:1–6</w:t>
+      </w:r>
       <w:r>
         <w:rPr>
           <w:lang w:val="id_ID" w:bidi="id_ID"/>
         </w:rPr>
         <w:t>) dan menasihati para pembacanya untuk bertobat (</w:t>
       </w:r>
-      <w:hyperlink r:id="rId15">
-        <w:r>
-          <w:rPr>
-            <w:lang w:val="id_ID" w:bidi="id_ID"/>
-          </w:rPr>
-          <w:rPr>
-            <w:color w:val="0000EE"/>
-            <w:u w:val="single"/>
-          </w:rPr>
-          <w:t>Zef. 1:7–13</w:t>
-        </w:r>
-      </w:hyperlink>
+      <w:r>
+        <w:rPr>
+          <w:lang w:val="id_ID" w:bidi="id_ID"/>
+        </w:rPr>
+        <w:t>Zef. 1:7–13</w:t>
+      </w:r>
       <w:r>
         <w:rPr>
           <w:lang w:val="id_ID" w:bidi="id_ID"/>
         </w:rPr>
         <w:t>) sebelum kehancuran menimpa mereka (</w:t>
       </w:r>
-      <w:hyperlink r:id="rId16">
-        <w:r>
-          <w:rPr>
-            <w:lang w:val="id_ID" w:bidi="id_ID"/>
-          </w:rPr>
-          <w:rPr>
-            <w:color w:val="0000EE"/>
-            <w:u w:val="single"/>
-          </w:rPr>
-          <w:t>Zef. 1:14–18</w:t>
-        </w:r>
-      </w:hyperlink>
+      <w:r>
+        <w:rPr>
+          <w:lang w:val="id_ID" w:bidi="id_ID"/>
+        </w:rPr>
+        <w:t>Zef. 1:14–18</w:t>
+      </w:r>
       <w:r>
         <w:rPr>
           <w:lang w:val="id_ID" w:bidi="id_ID"/>
         </w:rPr>
         <w:t>). Mereka dianjurkan untuk mencari Tuhan serta hidup dengan benar dan rendah hati di hadapan-Nya, dengan harapan bahwa mereka dapat diselamatkan dari penghakiman-Nya (</w:t>
       </w:r>
-      <w:hyperlink r:id="rId17">
-        <w:r>
-          <w:rPr>
-            <w:lang w:val="id_ID" w:bidi="id_ID"/>
-          </w:rPr>
-          <w:rPr>
-            <w:color w:val="0000EE"/>
-            <w:u w:val="single"/>
-          </w:rPr>
-          <w:t>Zef. 2:1–3</w:t>
-        </w:r>
-      </w:hyperlink>
+      <w:r>
+        <w:rPr>
+          <w:lang w:val="id_ID" w:bidi="id_ID"/>
+        </w:rPr>
+        <w:t>Zef. 2:1–3</w:t>
+      </w:r>
       <w:r>
         <w:rPr>
           <w:lang w:val="id_ID" w:bidi="id_ID"/>
@@ -419,18 +389,12 @@
         </w:rPr>
         <w:t>Daftar hal-hal yang akan dihapus oleh Allah dalam penghakiman-Nya berada dalam urutan terbalik dari penciptaan mereka (</w:t>
       </w:r>
-      <w:hyperlink r:id="rId18">
-        <w:r>
-          <w:rPr>
-            <w:lang w:val="id_ID" w:bidi="id_ID"/>
-          </w:rPr>
-          <w:rPr>
-            <w:color w:val="0000EE"/>
-            <w:u w:val="single"/>
-          </w:rPr>
-          <w:t>Kej. 1:20–26</w:t>
-        </w:r>
-      </w:hyperlink>
+      <w:r>
+        <w:rPr>
+          <w:lang w:val="id_ID" w:bidi="id_ID"/>
+        </w:rPr>
+        <w:t>Kej. 1:20–26</w:t>
+      </w:r>
       <w:r>
         <w:rPr>
           <w:lang w:val="id_ID" w:bidi="id_ID"/>
@@ -498,18 +462,12 @@
         </w:rPr>
         <w:t>Ketika Zefanya menyampaikan nubuat ini, sebelum reformasi Yosia pada tahun 622 SM, para imam penyembah berhala secara merajalela mempromosikan penyembahan Baal dan bentuk paganisme lainnya (</w:t>
       </w:r>
-      <w:hyperlink r:id="rId19">
-        <w:r>
-          <w:rPr>
-            <w:lang w:val="id_ID" w:bidi="id_ID"/>
-          </w:rPr>
-          <w:rPr>
-            <w:color w:val="0000EE"/>
-            <w:u w:val="single"/>
-          </w:rPr>
-          <w:t>2Raj. 23:5</w:t>
-        </w:r>
-      </w:hyperlink>
+      <w:r>
+        <w:rPr>
+          <w:lang w:val="id_ID" w:bidi="id_ID"/>
+        </w:rPr>
+        <w:t>2Raj. 23:5</w:t>
+      </w:r>
       <w:r>
         <w:rPr>
           <w:lang w:val="id_ID" w:bidi="id_ID"/>
@@ -564,18 +522,12 @@
         </w:rPr>
         <w:t>Setelah menyampaikan penghakiman atas seluruh Bumi (</w:t>
       </w:r>
-      <w:hyperlink r:id="rId20">
-        <w:r>
-          <w:rPr>
-            <w:lang w:val="id_ID" w:bidi="id_ID"/>
-          </w:rPr>
-          <w:rPr>
-            <w:color w:val="0000EE"/>
-            <w:u w:val="single"/>
-          </w:rPr>
-          <w:t>Zef. 1:2–3</w:t>
-        </w:r>
-      </w:hyperlink>
+      <w:r>
+        <w:rPr>
+          <w:lang w:val="id_ID" w:bidi="id_ID"/>
+        </w:rPr>
+        <w:t>Zef. 1:2–3</w:t>
+      </w:r>
       <w:r>
         <w:rPr>
           <w:lang w:val="id_ID" w:bidi="id_ID"/>
@@ -630,108 +582,72 @@
         </w:rPr>
         <w:t xml:space="preserve">Kitab Suci mengecam praktik penyembahan benda-benda langit seperti matahari, bulan, dan bintang (lihat </w:t>
       </w:r>
-      <w:hyperlink r:id="rId21">
-        <w:r>
-          <w:rPr>
-            <w:lang w:val="id_ID" w:bidi="id_ID"/>
-          </w:rPr>
-          <w:rPr>
-            <w:color w:val="0000EE"/>
-            <w:u w:val="single"/>
-          </w:rPr>
-          <w:t>Ul. 4:15–19</w:t>
-        </w:r>
-      </w:hyperlink>
+      <w:r>
+        <w:rPr>
+          <w:lang w:val="id_ID" w:bidi="id_ID"/>
+        </w:rPr>
+        <w:t>Ul. 4:15–19</w:t>
+      </w:r>
       <w:r>
         <w:rPr>
           <w:lang w:val="id_ID" w:bidi="id_ID"/>
         </w:rPr>
         <w:t xml:space="preserve">; </w:t>
       </w:r>
-      <w:hyperlink r:id="rId22">
-        <w:r>
-          <w:rPr>
-            <w:lang w:val="id_ID" w:bidi="id_ID"/>
-          </w:rPr>
-          <w:rPr>
-            <w:color w:val="0000EE"/>
-            <w:u w:val="single"/>
-          </w:rPr>
-          <w:t>2Raj. 21:3</w:t>
-        </w:r>
-      </w:hyperlink>
+      <w:r>
+        <w:rPr>
+          <w:lang w:val="id_ID" w:bidi="id_ID"/>
+        </w:rPr>
+        <w:t>2Raj. 21:3</w:t>
+      </w:r>
       <w:r>
         <w:rPr>
           <w:lang w:val="id_ID" w:bidi="id_ID"/>
         </w:rPr>
         <w:t xml:space="preserve">; </w:t>
       </w:r>
-      <w:hyperlink r:id="rId23">
-        <w:r>
-          <w:rPr>
-            <w:lang w:val="id_ID" w:bidi="id_ID"/>
-          </w:rPr>
-          <w:rPr>
-            <w:color w:val="0000EE"/>
-            <w:u w:val="single"/>
-          </w:rPr>
-          <w:t>23:12</w:t>
-        </w:r>
-      </w:hyperlink>
+      <w:r>
+        <w:rPr>
+          <w:lang w:val="id_ID" w:bidi="id_ID"/>
+        </w:rPr>
+        <w:t>23:12</w:t>
+      </w:r>
       <w:r>
         <w:rPr>
           <w:lang w:val="id_ID" w:bidi="id_ID"/>
         </w:rPr>
         <w:t>). • Tentara langit mungkin merujuk pada dewa Baal orang Kanaan, dewa Milkom orang Amon, atau dewa pagan Molokh. Meskipun hukum Taurat secara tegas melarang penyembahan kepada Molokh (</w:t>
       </w:r>
-      <w:hyperlink r:id="rId24">
-        <w:r>
-          <w:rPr>
-            <w:lang w:val="id_ID" w:bidi="id_ID"/>
-          </w:rPr>
-          <w:rPr>
-            <w:color w:val="0000EE"/>
-            <w:u w:val="single"/>
-          </w:rPr>
-          <w:t>Im. 20:1–5</w:t>
-        </w:r>
-      </w:hyperlink>
+      <w:r>
+        <w:rPr>
+          <w:lang w:val="id_ID" w:bidi="id_ID"/>
+        </w:rPr>
+        <w:t>Im. 20:1–5</w:t>
+      </w:r>
       <w:r>
         <w:rPr>
           <w:lang w:val="id_ID" w:bidi="id_ID"/>
         </w:rPr>
         <w:t>), hal itu tetap menjadi godaan yang terus-menerus bagi Israel (</w:t>
       </w:r>
-      <w:hyperlink r:id="rId25">
-        <w:r>
-          <w:rPr>
-            <w:lang w:val="id_ID" w:bidi="id_ID"/>
-          </w:rPr>
-          <w:rPr>
-            <w:color w:val="0000EE"/>
-            <w:u w:val="single"/>
-          </w:rPr>
-          <w:t>2Raj. 16:3</w:t>
-        </w:r>
-      </w:hyperlink>
+      <w:r>
+        <w:rPr>
+          <w:lang w:val="id_ID" w:bidi="id_ID"/>
+        </w:rPr>
+        <w:t>2Raj. 16:3</w:t>
+      </w:r>
       <w:r>
         <w:rPr>
           <w:lang w:val="id_ID" w:bidi="id_ID"/>
         </w:rPr>
         <w:t xml:space="preserve">; </w:t>
       </w:r>
-      <w:hyperlink r:id="rId26">
-        <w:r>
-          <w:rPr>
-            <w:lang w:val="id_ID" w:bidi="id_ID"/>
-          </w:rPr>
-          <w:rPr>
-            <w:color w:val="0000EE"/>
-            <w:u w:val="single"/>
-          </w:rPr>
-          <w:t>21:6</w:t>
-        </w:r>
-      </w:hyperlink>
+      <w:r>
+        <w:rPr>
+          <w:lang w:val="id_ID" w:bidi="id_ID"/>
+        </w:rPr>
+        <w:t>21:6</w:t>
+      </w:r>
       <w:r>
         <w:rPr>
           <w:lang w:val="id_ID" w:bidi="id_ID"/>
@@ -847,18 +763,12 @@
         </w:rPr>
         <w:t>Seluruh bagian ini harus dipandang sebagai satu peristiwa besar. Beberapa aspek akan digenapi saat kejatuhan Yerusalem pada 586 SM; lainnya akan terulang dalam berbagai periode sejarah (seperti kehancuran Yerusalem pada tahun 70 M) hingga seluruh nubuat digenapi pada akhir zaman ketika Allah bertindak sepenuhnya dan akhirnya untuk menghakimi dunia dan memperbarui ciptaan (</w:t>
       </w:r>
-      <w:hyperlink r:id="rId27">
-        <w:r>
-          <w:rPr>
-            <w:lang w:val="id_ID" w:bidi="id_ID"/>
-          </w:rPr>
-          <w:rPr>
-            <w:color w:val="0000EE"/>
-            <w:u w:val="single"/>
-          </w:rPr>
-          <w:t>Why. 19:11–22:5</w:t>
-        </w:r>
-      </w:hyperlink>
+      <w:r>
+        <w:rPr>
+          <w:lang w:val="id_ID" w:bidi="id_ID"/>
+        </w:rPr>
+        <w:t>Why. 19:11–22:5</w:t>
+      </w:r>
       <w:r>
         <w:rPr>
           <w:lang w:val="id_ID" w:bidi="id_ID"/>
@@ -913,180 +823,120 @@
         </w:rPr>
         <w:t>Para pemimpin dan pemuka Yehuda adalah kepala suku Israel (</w:t>
       </w:r>
-      <w:hyperlink r:id="rId28">
-        <w:r>
-          <w:rPr>
-            <w:lang w:val="id_ID" w:bidi="id_ID"/>
-          </w:rPr>
-          <w:rPr>
-            <w:color w:val="0000EE"/>
-            <w:u w:val="single"/>
-          </w:rPr>
-          <w:t>Bil. 1:4</w:t>
-        </w:r>
-      </w:hyperlink>
+      <w:r>
+        <w:rPr>
+          <w:lang w:val="id_ID" w:bidi="id_ID"/>
+        </w:rPr>
+        <w:t>Bil. 1:4</w:t>
+      </w:r>
       <w:r>
         <w:rPr>
           <w:lang w:val="id_ID" w:bidi="id_ID"/>
         </w:rPr>
         <w:t>), pejabat istana (</w:t>
       </w:r>
-      <w:hyperlink r:id="rId29">
-        <w:r>
-          <w:rPr>
-            <w:lang w:val="id_ID" w:bidi="id_ID"/>
-          </w:rPr>
-          <w:rPr>
-            <w:color w:val="0000EE"/>
-            <w:u w:val="single"/>
-          </w:rPr>
-          <w:t>1Taw. 22:17</w:t>
-        </w:r>
-      </w:hyperlink>
+      <w:r>
+        <w:rPr>
+          <w:lang w:val="id_ID" w:bidi="id_ID"/>
+        </w:rPr>
+        <w:t>1Taw. 22:17</w:t>
+      </w:r>
       <w:r>
         <w:rPr>
           <w:lang w:val="id_ID" w:bidi="id_ID"/>
         </w:rPr>
         <w:t>), pengawas distrik (</w:t>
       </w:r>
-      <w:hyperlink r:id="rId30">
-        <w:r>
-          <w:rPr>
-            <w:lang w:val="id_ID" w:bidi="id_ID"/>
-          </w:rPr>
-          <w:rPr>
-            <w:color w:val="0000EE"/>
-            <w:u w:val="single"/>
-          </w:rPr>
-          <w:t>1Raj. 20:14–15</w:t>
-        </w:r>
-      </w:hyperlink>
+      <w:r>
+        <w:rPr>
+          <w:lang w:val="id_ID" w:bidi="id_ID"/>
+        </w:rPr>
+        <w:t>1Raj. 20:14–15</w:t>
+      </w:r>
       <w:r>
         <w:rPr>
           <w:lang w:val="id_ID" w:bidi="id_ID"/>
         </w:rPr>
         <w:t>), pejabat kota (</w:t>
       </w:r>
-      <w:hyperlink r:id="rId31">
-        <w:r>
-          <w:rPr>
-            <w:lang w:val="id_ID" w:bidi="id_ID"/>
-          </w:rPr>
-          <w:rPr>
-            <w:color w:val="0000EE"/>
-            <w:u w:val="single"/>
-          </w:rPr>
-          <w:t>Hak. 8:6</w:t>
-        </w:r>
-      </w:hyperlink>
+      <w:r>
+        <w:rPr>
+          <w:lang w:val="id_ID" w:bidi="id_ID"/>
+        </w:rPr>
+        <w:t>Hak. 8:6</w:t>
+      </w:r>
       <w:r>
         <w:rPr>
           <w:lang w:val="id_ID" w:bidi="id_ID"/>
         </w:rPr>
         <w:t>), pemimpin militer (</w:t>
       </w:r>
-      <w:hyperlink r:id="rId32">
-        <w:r>
-          <w:rPr>
-            <w:lang w:val="id_ID" w:bidi="id_ID"/>
-          </w:rPr>
-          <w:rPr>
-            <w:color w:val="0000EE"/>
-            <w:u w:val="single"/>
-          </w:rPr>
-          <w:t>1Raj. 2:5</w:t>
-        </w:r>
-      </w:hyperlink>
+      <w:r>
+        <w:rPr>
+          <w:lang w:val="id_ID" w:bidi="id_ID"/>
+        </w:rPr>
+        <w:t>1Raj. 2:5</w:t>
+      </w:r>
       <w:r>
         <w:rPr>
           <w:lang w:val="id_ID" w:bidi="id_ID"/>
         </w:rPr>
         <w:t xml:space="preserve">; </w:t>
       </w:r>
-      <w:hyperlink r:id="rId33">
-        <w:r>
-          <w:rPr>
-            <w:lang w:val="id_ID" w:bidi="id_ID"/>
-          </w:rPr>
-          <w:rPr>
-            <w:color w:val="0000EE"/>
-            <w:u w:val="single"/>
-          </w:rPr>
-          <w:t>2Raj. 1:9–14</w:t>
-        </w:r>
-      </w:hyperlink>
+      <w:r>
+        <w:rPr>
+          <w:lang w:val="id_ID" w:bidi="id_ID"/>
+        </w:rPr>
+        <w:t>2Raj. 1:9–14</w:t>
+      </w:r>
       <w:r>
         <w:rPr>
           <w:lang w:val="id_ID" w:bidi="id_ID"/>
         </w:rPr>
         <w:t xml:space="preserve">; </w:t>
       </w:r>
-      <w:hyperlink r:id="rId34">
-        <w:r>
-          <w:rPr>
-            <w:lang w:val="id_ID" w:bidi="id_ID"/>
-          </w:rPr>
-          <w:rPr>
-            <w:color w:val="0000EE"/>
-            <w:u w:val="single"/>
-          </w:rPr>
-          <w:t>25:23</w:t>
-        </w:r>
-      </w:hyperlink>
+      <w:r>
+        <w:rPr>
+          <w:lang w:val="id_ID" w:bidi="id_ID"/>
+        </w:rPr>
+        <w:t>25:23</w:t>
+      </w:r>
       <w:r>
         <w:rPr>
           <w:lang w:val="id_ID" w:bidi="id_ID"/>
         </w:rPr>
         <w:t xml:space="preserve">, </w:t>
       </w:r>
-      <w:hyperlink r:id="rId35">
-        <w:r>
-          <w:rPr>
-            <w:lang w:val="id_ID" w:bidi="id_ID"/>
-          </w:rPr>
-          <w:rPr>
-            <w:color w:val="0000EE"/>
-            <w:u w:val="single"/>
-          </w:rPr>
-          <w:t>26</w:t>
-        </w:r>
-      </w:hyperlink>
+      <w:r>
+        <w:rPr>
+          <w:lang w:val="id_ID" w:bidi="id_ID"/>
+        </w:rPr>
+        <w:t>26</w:t>
+      </w:r>
       <w:r>
         <w:rPr>
           <w:lang w:val="id_ID" w:bidi="id_ID"/>
         </w:rPr>
         <w:t>), atau bahkan pemimpin agama (</w:t>
       </w:r>
-      <w:hyperlink r:id="rId36">
-        <w:r>
-          <w:rPr>
-            <w:lang w:val="id_ID" w:bidi="id_ID"/>
-          </w:rPr>
-          <w:rPr>
-            <w:color w:val="0000EE"/>
-            <w:u w:val="single"/>
-          </w:rPr>
-          <w:t>Ezra 8:24</w:t>
-        </w:r>
-      </w:hyperlink>
+      <w:r>
+        <w:rPr>
+          <w:lang w:val="id_ID" w:bidi="id_ID"/>
+        </w:rPr>
+        <w:t>Ezra 8:24</w:t>
+      </w:r>
       <w:r>
         <w:rPr>
           <w:lang w:val="id_ID" w:bidi="id_ID"/>
         </w:rPr>
         <w:t xml:space="preserve">). Peran mereka yang berpengaruh menempatkan mereka dalam posisi tanggung jawab yang lebih tinggi di hadapan Allah (bdk. </w:t>
       </w:r>
-      <w:hyperlink r:id="rId37">
-        <w:r>
-          <w:rPr>
-            <w:lang w:val="id_ID" w:bidi="id_ID"/>
-          </w:rPr>
-          <w:rPr>
-            <w:color w:val="0000EE"/>
-            <w:u w:val="single"/>
-          </w:rPr>
-          <w:t>Yak. 3:1</w:t>
-        </w:r>
-      </w:hyperlink>
+      <w:r>
+        <w:rPr>
+          <w:lang w:val="id_ID" w:bidi="id_ID"/>
+        </w:rPr>
+        <w:t>Yak. 3:1</w:t>
+      </w:r>
       <w:r>
         <w:rPr>
           <w:lang w:val="id_ID" w:bidi="id_ID"/>
@@ -1154,18 +1004,12 @@
         </w:rPr>
         <w:t xml:space="preserve">): Orang-orang Yehuda melestarikan kebiasaan berhala dengan melompati ambang pintu sebuah kuil untuk menghindari kontak dengannya, sebagai penghormatan kepada dewa berhala tersebut (lihat </w:t>
       </w:r>
-      <w:hyperlink r:id="rId38">
-        <w:r>
-          <w:rPr>
-            <w:lang w:val="id_ID" w:bidi="id_ID"/>
-          </w:rPr>
-          <w:rPr>
-            <w:color w:val="0000EE"/>
-            <w:u w:val="single"/>
-          </w:rPr>
-          <w:t>1Sam. 5:1–5</w:t>
-        </w:r>
-      </w:hyperlink>
+      <w:r>
+        <w:rPr>
+          <w:lang w:val="id_ID" w:bidi="id_ID"/>
+        </w:rPr>
+        <w:t>1Sam. 5:1–5</w:t>
+      </w:r>
       <w:r>
         <w:rPr>
           <w:lang w:val="id_ID" w:bidi="id_ID"/>
@@ -1220,18 +1064,12 @@
         </w:rPr>
         <w:t>Pintu Gerbang Ikan terletak di bagian utara Yerusalem (</w:t>
       </w:r>
-      <w:hyperlink r:id="rId39">
-        <w:r>
-          <w:rPr>
-            <w:lang w:val="id_ID" w:bidi="id_ID"/>
-          </w:rPr>
-          <w:rPr>
-            <w:color w:val="0000EE"/>
-            <w:u w:val="single"/>
-          </w:rPr>
-          <w:t>Neh. 12:39</w:t>
-        </w:r>
-      </w:hyperlink>
+      <w:r>
+        <w:rPr>
+          <w:lang w:val="id_ID" w:bidi="id_ID"/>
+        </w:rPr>
+        <w:t>Neh. 12:39</w:t>
+      </w:r>
       <w:r>
         <w:rPr>
           <w:lang w:val="id_ID" w:bidi="id_ID"/>
@@ -1382,54 +1220,36 @@
         </w:rPr>
         <w:t xml:space="preserve">kegelapan dan kesuraman: Lihat juga </w:t>
       </w:r>
-      <w:hyperlink r:id="rId40">
-        <w:r>
-          <w:rPr>
-            <w:lang w:val="id_ID" w:bidi="id_ID"/>
-          </w:rPr>
-          <w:rPr>
-            <w:color w:val="0000EE"/>
-            <w:u w:val="single"/>
-          </w:rPr>
-          <w:t>Yes. 13:9–10</w:t>
-        </w:r>
-      </w:hyperlink>
+      <w:r>
+        <w:rPr>
+          <w:lang w:val="id_ID" w:bidi="id_ID"/>
+        </w:rPr>
+        <w:t>Yes. 13:9–10</w:t>
+      </w:r>
       <w:r>
         <w:rPr>
           <w:lang w:val="id_ID" w:bidi="id_ID"/>
         </w:rPr>
         <w:t xml:space="preserve">; </w:t>
       </w:r>
-      <w:hyperlink r:id="rId41">
-        <w:r>
-          <w:rPr>
-            <w:lang w:val="id_ID" w:bidi="id_ID"/>
-          </w:rPr>
-          <w:rPr>
-            <w:color w:val="0000EE"/>
-            <w:u w:val="single"/>
-          </w:rPr>
-          <w:t>Yoel 2:1–2</w:t>
-        </w:r>
-      </w:hyperlink>
+      <w:r>
+        <w:rPr>
+          <w:lang w:val="id_ID" w:bidi="id_ID"/>
+        </w:rPr>
+        <w:t>Yoel 2:1–2</w:t>
+      </w:r>
       <w:r>
         <w:rPr>
           <w:lang w:val="id_ID" w:bidi="id_ID"/>
         </w:rPr>
         <w:t xml:space="preserve">; </w:t>
       </w:r>
-      <w:hyperlink r:id="rId42">
-        <w:r>
-          <w:rPr>
-            <w:lang w:val="id_ID" w:bidi="id_ID"/>
-          </w:rPr>
-          <w:rPr>
-            <w:color w:val="0000EE"/>
-            <w:u w:val="single"/>
-          </w:rPr>
-          <w:t>Amos 5:18–20</w:t>
-        </w:r>
-      </w:hyperlink>
+      <w:r>
+        <w:rPr>
+          <w:lang w:val="id_ID" w:bidi="id_ID"/>
+        </w:rPr>
+        <w:t>Amos 5:18–20</w:t>
+      </w:r>
       <w:r>
         <w:rPr>
           <w:lang w:val="id_ID" w:bidi="id_ID"/>
@@ -1484,90 +1304,60 @@
         </w:rPr>
         <w:t xml:space="preserve">berjalan seperti orang buta: Ini adalah contoh keadilan Allah (lihat juga </w:t>
       </w:r>
-      <w:hyperlink r:id="rId43">
-        <w:r>
-          <w:rPr>
-            <w:lang w:val="id_ID" w:bidi="id_ID"/>
-          </w:rPr>
-          <w:rPr>
-            <w:color w:val="0000EE"/>
-            <w:u w:val="single"/>
-          </w:rPr>
-          <w:t>Rm. 1:21–32</w:t>
-        </w:r>
-      </w:hyperlink>
+      <w:r>
+        <w:rPr>
+          <w:lang w:val="id_ID" w:bidi="id_ID"/>
+        </w:rPr>
+        <w:t>Rm. 1:21–32</w:t>
+      </w:r>
       <w:r>
         <w:rPr>
           <w:lang w:val="id_ID" w:bidi="id_ID"/>
         </w:rPr>
         <w:t xml:space="preserve">). Karena umat Allah buta secara etika dan rohani (lihat </w:t>
       </w:r>
-      <w:hyperlink r:id="rId44">
-        <w:r>
-          <w:rPr>
-            <w:lang w:val="id_ID" w:bidi="id_ID"/>
-          </w:rPr>
-          <w:rPr>
-            <w:color w:val="0000EE"/>
-            <w:u w:val="single"/>
-          </w:rPr>
-          <w:t>Kel. 23:8</w:t>
-        </w:r>
-      </w:hyperlink>
+      <w:r>
+        <w:rPr>
+          <w:lang w:val="id_ID" w:bidi="id_ID"/>
+        </w:rPr>
+        <w:t>Kel. 23:8</w:t>
+      </w:r>
       <w:r>
         <w:rPr>
           <w:lang w:val="id_ID" w:bidi="id_ID"/>
         </w:rPr>
         <w:t xml:space="preserve">; </w:t>
       </w:r>
-      <w:hyperlink r:id="rId45">
-        <w:r>
-          <w:rPr>
-            <w:lang w:val="id_ID" w:bidi="id_ID"/>
-          </w:rPr>
-          <w:rPr>
-            <w:color w:val="0000EE"/>
-            <w:u w:val="single"/>
-          </w:rPr>
-          <w:t>Rm. 2:19</w:t>
-        </w:r>
-      </w:hyperlink>
+      <w:r>
+        <w:rPr>
+          <w:lang w:val="id_ID" w:bidi="id_ID"/>
+        </w:rPr>
+        <w:t>Rm. 2:19</w:t>
+      </w:r>
       <w:r>
         <w:rPr>
           <w:lang w:val="id_ID" w:bidi="id_ID"/>
         </w:rPr>
         <w:t xml:space="preserve">; </w:t>
       </w:r>
-      <w:hyperlink r:id="rId46">
-        <w:r>
-          <w:rPr>
-            <w:lang w:val="id_ID" w:bidi="id_ID"/>
-          </w:rPr>
-          <w:rPr>
-            <w:color w:val="0000EE"/>
-            <w:u w:val="single"/>
-          </w:rPr>
-          <w:t>1Yoh. 2:11</w:t>
-        </w:r>
-      </w:hyperlink>
+      <w:r>
+        <w:rPr>
+          <w:lang w:val="id_ID" w:bidi="id_ID"/>
+        </w:rPr>
+        <w:t>1Yoh. 2:11</w:t>
+      </w:r>
       <w:r>
         <w:rPr>
           <w:lang w:val="id_ID" w:bidi="id_ID"/>
         </w:rPr>
         <w:t>) dan telah berdosa terhadap Tuhan dan perintah-Nya, mereka akan menanggung hukuman yang adil sebagaimana ditentukan dalam Perjanjian Allah dengan mereka (</w:t>
       </w:r>
-      <w:hyperlink r:id="rId47">
-        <w:r>
-          <w:rPr>
-            <w:lang w:val="id_ID" w:bidi="id_ID"/>
-          </w:rPr>
-          <w:rPr>
-            <w:color w:val="0000EE"/>
-            <w:u w:val="single"/>
-          </w:rPr>
-          <w:t>Ul. 28:28–29</w:t>
-        </w:r>
-      </w:hyperlink>
+      <w:r>
+        <w:rPr>
+          <w:lang w:val="id_ID" w:bidi="id_ID"/>
+        </w:rPr>
+        <w:t>Ul. 28:28–29</w:t>
+      </w:r>
       <w:r>
         <w:rPr>
           <w:lang w:val="id_ID" w:bidi="id_ID"/>
@@ -1718,90 +1508,60 @@
         </w:rPr>
         <w:t>semua orang yang rendah hati: Kerendahan hati yang sejati melibatkan penyerahan diri dan ketergantungan kepada Allah (</w:t>
       </w:r>
-      <w:hyperlink r:id="rId48">
-        <w:r>
-          <w:rPr>
-            <w:lang w:val="id_ID" w:bidi="id_ID"/>
-          </w:rPr>
-          <w:rPr>
-            <w:color w:val="0000EE"/>
-            <w:u w:val="single"/>
-          </w:rPr>
-          <w:t>Mzm. 18:25–27</w:t>
-        </w:r>
-      </w:hyperlink>
+      <w:r>
+        <w:rPr>
+          <w:lang w:val="id_ID" w:bidi="id_ID"/>
+        </w:rPr>
+        <w:t>Mzm. 18:25–27</w:t>
+      </w:r>
       <w:r>
         <w:rPr>
           <w:lang w:val="id_ID" w:bidi="id_ID"/>
         </w:rPr>
         <w:t xml:space="preserve">; </w:t>
       </w:r>
-      <w:hyperlink r:id="rId49">
-        <w:r>
-          <w:rPr>
-            <w:lang w:val="id_ID" w:bidi="id_ID"/>
-          </w:rPr>
-          <w:rPr>
-            <w:color w:val="0000EE"/>
-            <w:u w:val="single"/>
-          </w:rPr>
-          <w:t>119:142–144</w:t>
-        </w:r>
-      </w:hyperlink>
+      <w:r>
+        <w:rPr>
+          <w:lang w:val="id_ID" w:bidi="id_ID"/>
+        </w:rPr>
+        <w:t>119:142–144</w:t>
+      </w:r>
       <w:r>
         <w:rPr>
           <w:lang w:val="id_ID" w:bidi="id_ID"/>
         </w:rPr>
         <w:t xml:space="preserve">; </w:t>
       </w:r>
-      <w:hyperlink r:id="rId50">
-        <w:r>
-          <w:rPr>
-            <w:lang w:val="id_ID" w:bidi="id_ID"/>
-          </w:rPr>
-          <w:rPr>
-            <w:color w:val="0000EE"/>
-            <w:u w:val="single"/>
-          </w:rPr>
-          <w:t>Ams. 15:33</w:t>
-        </w:r>
-      </w:hyperlink>
+      <w:r>
+        <w:rPr>
+          <w:lang w:val="id_ID" w:bidi="id_ID"/>
+        </w:rPr>
+        <w:t>Ams. 15:33</w:t>
+      </w:r>
       <w:r>
         <w:rPr>
           <w:lang w:val="id_ID" w:bidi="id_ID"/>
         </w:rPr>
         <w:t xml:space="preserve">; </w:t>
       </w:r>
-      <w:hyperlink r:id="rId51">
-        <w:r>
-          <w:rPr>
-            <w:lang w:val="id_ID" w:bidi="id_ID"/>
-          </w:rPr>
-          <w:rPr>
-            <w:color w:val="0000EE"/>
-            <w:u w:val="single"/>
-          </w:rPr>
-          <w:t>18:12</w:t>
-        </w:r>
-      </w:hyperlink>
+      <w:r>
+        <w:rPr>
+          <w:lang w:val="id_ID" w:bidi="id_ID"/>
+        </w:rPr>
+        <w:t>18:12</w:t>
+      </w:r>
       <w:r>
         <w:rPr>
           <w:lang w:val="id_ID" w:bidi="id_ID"/>
         </w:rPr>
         <w:t xml:space="preserve">; </w:t>
       </w:r>
-      <w:hyperlink r:id="rId52">
-        <w:r>
-          <w:rPr>
-            <w:lang w:val="id_ID" w:bidi="id_ID"/>
-          </w:rPr>
-          <w:rPr>
-            <w:color w:val="0000EE"/>
-            <w:u w:val="single"/>
-          </w:rPr>
-          <w:t>22:4</w:t>
-        </w:r>
-      </w:hyperlink>
+      <w:r>
+        <w:rPr>
+          <w:lang w:val="id_ID" w:bidi="id_ID"/>
+        </w:rPr>
+        <w:t>22:4</w:t>
+      </w:r>
       <w:r>
         <w:rPr>
           <w:lang w:val="id_ID" w:bidi="id_ID"/>
@@ -1856,18 +1616,12 @@
         </w:rPr>
         <w:t xml:space="preserve">Raja Nebukadnezar dari Babel menaklukkan kota-kota Filistin seperti Gaza dan Askelon, serta Asdod dan Ekron. Gaza tetap kosong, tetapi kota-kota lainnya pulih dan terus bertahan hingga masa-masa berikutnya. Zefanya tidak menyebutkan Gat, kota besar kelima di Filistin (lihat </w:t>
       </w:r>
-      <w:hyperlink r:id="rId53">
-        <w:r>
-          <w:rPr>
-            <w:lang w:val="id_ID" w:bidi="id_ID"/>
-          </w:rPr>
-          <w:rPr>
-            <w:color w:val="0000EE"/>
-            <w:u w:val="single"/>
-          </w:rPr>
-          <w:t>1Sam. 6:17</w:t>
-        </w:r>
-      </w:hyperlink>
+      <w:r>
+        <w:rPr>
+          <w:lang w:val="id_ID" w:bidi="id_ID"/>
+        </w:rPr>
+        <w:t>1Sam. 6:17</w:t>
+      </w:r>
       <w:r>
         <w:rPr>
           <w:lang w:val="id_ID" w:bidi="id_ID"/>
@@ -1935,72 +1689,48 @@
         </w:rPr>
         <w:t xml:space="preserve"> yang kerajaannya terletak di sebelah barat Yehuda (</w:t>
       </w:r>
-      <w:hyperlink r:id="rId54">
-        <w:r>
-          <w:rPr>
-            <w:lang w:val="id_ID" w:bidi="id_ID"/>
-          </w:rPr>
-          <w:rPr>
-            <w:color w:val="0000EE"/>
-            <w:u w:val="single"/>
-          </w:rPr>
-          <w:t>Zef. 2:4–7</w:t>
-        </w:r>
-      </w:hyperlink>
+      <w:r>
+        <w:rPr>
+          <w:lang w:val="id_ID" w:bidi="id_ID"/>
+        </w:rPr>
+        <w:t>Zef. 2:4–7</w:t>
+      </w:r>
       <w:r>
         <w:rPr>
           <w:lang w:val="id_ID" w:bidi="id_ID"/>
         </w:rPr>
         <w:t>). Ia kemudian bergerak ke Moab dan Amon di sebelah timur (</w:t>
       </w:r>
-      <w:hyperlink r:id="rId55">
-        <w:r>
-          <w:rPr>
-            <w:lang w:val="id_ID" w:bidi="id_ID"/>
-          </w:rPr>
-          <w:rPr>
-            <w:color w:val="0000EE"/>
-            <w:u w:val="single"/>
-          </w:rPr>
-          <w:t>Zef. 2:8–11</w:t>
-        </w:r>
-      </w:hyperlink>
+      <w:r>
+        <w:rPr>
+          <w:lang w:val="id_ID" w:bidi="id_ID"/>
+        </w:rPr>
+        <w:t>Zef. 2:8–11</w:t>
+      </w:r>
       <w:r>
         <w:rPr>
           <w:lang w:val="id_ID" w:bidi="id_ID"/>
         </w:rPr>
         <w:t>), dan akhirnya memilih Kush (Etiopia) di sebelah selatan (</w:t>
       </w:r>
-      <w:hyperlink r:id="rId56">
-        <w:r>
-          <w:rPr>
-            <w:lang w:val="id_ID" w:bidi="id_ID"/>
-          </w:rPr>
-          <w:rPr>
-            <w:color w:val="0000EE"/>
-            <w:u w:val="single"/>
-          </w:rPr>
-          <w:t>Zef. 2:12</w:t>
-        </w:r>
-      </w:hyperlink>
+      <w:r>
+        <w:rPr>
+          <w:lang w:val="id_ID" w:bidi="id_ID"/>
+        </w:rPr>
+        <w:t>Zef. 2:12</w:t>
+      </w:r>
       <w:r>
         <w:rPr>
           <w:lang w:val="id_ID" w:bidi="id_ID"/>
         </w:rPr>
         <w:t>) serta Asyur di sebelah utara (</w:t>
       </w:r>
-      <w:hyperlink r:id="rId57">
-        <w:r>
-          <w:rPr>
-            <w:lang w:val="id_ID" w:bidi="id_ID"/>
-          </w:rPr>
-          <w:rPr>
-            <w:color w:val="0000EE"/>
-            <w:u w:val="single"/>
-          </w:rPr>
-          <w:t>Zef. 2:13–15</w:t>
-        </w:r>
-      </w:hyperlink>
+      <w:r>
+        <w:rPr>
+          <w:lang w:val="id_ID" w:bidi="id_ID"/>
+        </w:rPr>
+        <w:t>Zef. 2:13–15</w:t>
+      </w:r>
       <w:r>
         <w:rPr>
           <w:lang w:val="id_ID" w:bidi="id_ID"/>
@@ -2055,54 +1785,36 @@
         </w:rPr>
         <w:t>Zefanya mengalihkan perhatiannya pada penghakiman terhadap bangsa-bangsa asing (</w:t>
       </w:r>
-      <w:hyperlink r:id="rId58">
-        <w:r>
-          <w:rPr>
-            <w:lang w:val="id_ID" w:bidi="id_ID"/>
-          </w:rPr>
-          <w:rPr>
-            <w:color w:val="0000EE"/>
-            <w:u w:val="single"/>
-          </w:rPr>
-          <w:t>Zef. 2:4–15</w:t>
-        </w:r>
-      </w:hyperlink>
+      <w:r>
+        <w:rPr>
+          <w:lang w:val="id_ID" w:bidi="id_ID"/>
+        </w:rPr>
+        <w:t>Zef. 2:4–15</w:t>
+      </w:r>
       <w:r>
         <w:rPr>
           <w:lang w:val="id_ID" w:bidi="id_ID"/>
         </w:rPr>
         <w:t>) sebelum kembali membahas penghakiman atas Yehuda dan Yerusalem (</w:t>
       </w:r>
-      <w:hyperlink r:id="rId59">
-        <w:r>
-          <w:rPr>
-            <w:lang w:val="id_ID" w:bidi="id_ID"/>
-          </w:rPr>
-          <w:rPr>
-            <w:color w:val="0000EE"/>
-            <w:u w:val="single"/>
-          </w:rPr>
-          <w:t>Zef. 3:1–8</w:t>
-        </w:r>
-      </w:hyperlink>
+      <w:r>
+        <w:rPr>
+          <w:lang w:val="id_ID" w:bidi="id_ID"/>
+        </w:rPr>
+        <w:t>Zef. 3:1–8</w:t>
+      </w:r>
       <w:r>
         <w:rPr>
           <w:lang w:val="id_ID" w:bidi="id_ID"/>
         </w:rPr>
         <w:t>). Kemudian, ia menjelaskan rencana Allah bagi umat-Nya yang dimurnikan dan taat (</w:t>
       </w:r>
-      <w:hyperlink r:id="rId60">
-        <w:r>
-          <w:rPr>
-            <w:lang w:val="id_ID" w:bidi="id_ID"/>
-          </w:rPr>
-          <w:rPr>
-            <w:color w:val="0000EE"/>
-            <w:u w:val="single"/>
-          </w:rPr>
-          <w:t>Zef. 3:9–20</w:t>
-        </w:r>
-      </w:hyperlink>
+      <w:r>
+        <w:rPr>
+          <w:lang w:val="id_ID" w:bidi="id_ID"/>
+        </w:rPr>
+        <w:t>Zef. 3:9–20</w:t>
+      </w:r>
       <w:r>
         <w:rPr>
           <w:lang w:val="id_ID" w:bidi="id_ID"/>
@@ -2157,18 +1869,12 @@
         </w:rPr>
         <w:t xml:space="preserve">Para pakar Perjanjian Lama meyakini bahwa bangsa Filistin berasal dari pulau Kreta (bdk. </w:t>
       </w:r>
-      <w:hyperlink r:id="rId61">
-        <w:r>
-          <w:rPr>
-            <w:lang w:val="id_ID" w:bidi="id_ID"/>
-          </w:rPr>
-          <w:rPr>
-            <w:color w:val="0000EE"/>
-            <w:u w:val="single"/>
-          </w:rPr>
-          <w:t>Yeh. 25:16</w:t>
-        </w:r>
-      </w:hyperlink>
+      <w:r>
+        <w:rPr>
+          <w:lang w:val="id_ID" w:bidi="id_ID"/>
+        </w:rPr>
+        <w:t>Yeh. 25:16</w:t>
+      </w:r>
       <w:r>
         <w:rPr>
           <w:lang w:val="id_ID" w:bidi="id_ID"/>
@@ -2235,72 +1941,48 @@
         </w:rPr>
         <w:t xml:space="preserve">: Penghancuran kota-kota dan pengembaliannya ke keadaan alami merupakan bentuk hukuman yang berat dari Allah. Lihat juga </w:t>
       </w:r>
-      <w:hyperlink r:id="rId62">
-        <w:r>
-          <w:rPr>
-            <w:lang w:val="id_ID" w:bidi="id_ID"/>
-          </w:rPr>
-          <w:rPr>
-            <w:color w:val="0000EE"/>
-            <w:u w:val="single"/>
-          </w:rPr>
-          <w:t>Yes. 7:23–25</w:t>
-        </w:r>
-      </w:hyperlink>
+      <w:r>
+        <w:rPr>
+          <w:lang w:val="id_ID" w:bidi="id_ID"/>
+        </w:rPr>
+        <w:t>Yes. 7:23–25</w:t>
+      </w:r>
       <w:r>
         <w:rPr>
           <w:lang w:val="id_ID" w:bidi="id_ID"/>
         </w:rPr>
         <w:t xml:space="preserve">; </w:t>
       </w:r>
-      <w:hyperlink r:id="rId63">
-        <w:r>
-          <w:rPr>
-            <w:lang w:val="id_ID" w:bidi="id_ID"/>
-          </w:rPr>
-          <w:rPr>
-            <w:color w:val="0000EE"/>
-            <w:u w:val="single"/>
-          </w:rPr>
-          <w:t>13:19–21</w:t>
-        </w:r>
-      </w:hyperlink>
+      <w:r>
+        <w:rPr>
+          <w:lang w:val="id_ID" w:bidi="id_ID"/>
+        </w:rPr>
+        <w:t>13:19–21</w:t>
+      </w:r>
       <w:r>
         <w:rPr>
           <w:lang w:val="id_ID" w:bidi="id_ID"/>
         </w:rPr>
         <w:t xml:space="preserve">; </w:t>
       </w:r>
-      <w:hyperlink r:id="rId64">
-        <w:r>
-          <w:rPr>
-            <w:lang w:val="id_ID" w:bidi="id_ID"/>
-          </w:rPr>
-          <w:rPr>
-            <w:color w:val="0000EE"/>
-            <w:u w:val="single"/>
-          </w:rPr>
-          <w:t>32:9–15</w:t>
-        </w:r>
-      </w:hyperlink>
+      <w:r>
+        <w:rPr>
+          <w:lang w:val="id_ID" w:bidi="id_ID"/>
+        </w:rPr>
+        <w:t>32:9–15</w:t>
+      </w:r>
       <w:r>
         <w:rPr>
           <w:lang w:val="id_ID" w:bidi="id_ID"/>
         </w:rPr>
         <w:t xml:space="preserve">; </w:t>
       </w:r>
-      <w:hyperlink r:id="rId65">
-        <w:r>
-          <w:rPr>
-            <w:lang w:val="id_ID" w:bidi="id_ID"/>
-          </w:rPr>
-          <w:rPr>
-            <w:color w:val="0000EE"/>
-            <w:u w:val="single"/>
-          </w:rPr>
-          <w:t>Yeh. 35:9</w:t>
-        </w:r>
-      </w:hyperlink>
+      <w:r>
+        <w:rPr>
+          <w:lang w:val="id_ID" w:bidi="id_ID"/>
+        </w:rPr>
+        <w:t>Yeh. 35:9</w:t>
+      </w:r>
       <w:r>
         <w:rPr>
           <w:lang w:val="id_ID" w:bidi="id_ID"/>
@@ -2355,144 +2037,96 @@
         </w:rPr>
         <w:t>Para penyembah Baal (</w:t>
       </w:r>
-      <w:hyperlink r:id="rId66">
-        <w:r>
-          <w:rPr>
-            <w:lang w:val="id_ID" w:bidi="id_ID"/>
-          </w:rPr>
-          <w:rPr>
-            <w:color w:val="0000EE"/>
-            <w:u w:val="single"/>
-          </w:rPr>
-          <w:t>Zef. 1:4</w:t>
-        </w:r>
-      </w:hyperlink>
+      <w:r>
+        <w:rPr>
+          <w:lang w:val="id_ID" w:bidi="id_ID"/>
+        </w:rPr>
+        <w:t>Zef. 1:4</w:t>
+      </w:r>
       <w:r>
         <w:rPr>
           <w:lang w:val="id_ID" w:bidi="id_ID"/>
         </w:rPr>
         <w:t>) dan orang Filistin tidak akan pernah dipulihkan (</w:t>
       </w:r>
-      <w:hyperlink r:id="rId67">
-        <w:r>
-          <w:rPr>
-            <w:lang w:val="id_ID" w:bidi="id_ID"/>
-          </w:rPr>
-          <w:rPr>
-            <w:color w:val="0000EE"/>
-            <w:u w:val="single"/>
-          </w:rPr>
-          <w:t>Zef. 2:4–6</w:t>
-        </w:r>
-      </w:hyperlink>
+      <w:r>
+        <w:rPr>
+          <w:lang w:val="id_ID" w:bidi="id_ID"/>
+        </w:rPr>
+        <w:t>Zef. 2:4–6</w:t>
+      </w:r>
       <w:r>
         <w:rPr>
           <w:lang w:val="id_ID" w:bidi="id_ID"/>
         </w:rPr>
         <w:t xml:space="preserve">; lihat juga </w:t>
       </w:r>
-      <w:hyperlink r:id="rId68">
-        <w:r>
-          <w:rPr>
-            <w:lang w:val="id_ID" w:bidi="id_ID"/>
-          </w:rPr>
-          <w:rPr>
-            <w:color w:val="0000EE"/>
-            <w:u w:val="single"/>
-          </w:rPr>
-          <w:t>Amos 1:8</w:t>
-        </w:r>
-      </w:hyperlink>
+      <w:r>
+        <w:rPr>
+          <w:lang w:val="id_ID" w:bidi="id_ID"/>
+        </w:rPr>
+        <w:t>Amos 1:8</w:t>
+      </w:r>
       <w:r>
         <w:rPr>
           <w:lang w:val="id_ID" w:bidi="id_ID"/>
         </w:rPr>
         <w:t>). Sebaliknya, Allah berjanji untuk mengembalikan sisa umat-Nya ke tanah mereka, memelihara mereka, dan memulihkan mereka ke dalam kemakmuran (</w:t>
       </w:r>
-      <w:hyperlink r:id="rId69">
-        <w:r>
-          <w:rPr>
-            <w:lang w:val="id_ID" w:bidi="id_ID"/>
-          </w:rPr>
-          <w:rPr>
-            <w:color w:val="0000EE"/>
-            <w:u w:val="single"/>
-          </w:rPr>
-          <w:t>Zef. 3:18–20</w:t>
-        </w:r>
-      </w:hyperlink>
+      <w:r>
+        <w:rPr>
+          <w:lang w:val="id_ID" w:bidi="id_ID"/>
+        </w:rPr>
+        <w:t>Zef. 3:18–20</w:t>
+      </w:r>
       <w:r>
         <w:rPr>
           <w:lang w:val="id_ID" w:bidi="id_ID"/>
         </w:rPr>
         <w:t xml:space="preserve">; </w:t>
       </w:r>
-      <w:hyperlink r:id="rId70">
-        <w:r>
-          <w:rPr>
-            <w:lang w:val="id_ID" w:bidi="id_ID"/>
-          </w:rPr>
-          <w:rPr>
-            <w:color w:val="0000EE"/>
-            <w:u w:val="single"/>
-          </w:rPr>
-          <w:t>Yes. 11:11–16</w:t>
-        </w:r>
-      </w:hyperlink>
+      <w:r>
+        <w:rPr>
+          <w:lang w:val="id_ID" w:bidi="id_ID"/>
+        </w:rPr>
+        <w:t>Yes. 11:11–16</w:t>
+      </w:r>
       <w:r>
         <w:rPr>
           <w:lang w:val="id_ID" w:bidi="id_ID"/>
         </w:rPr>
         <w:t xml:space="preserve">; </w:t>
       </w:r>
-      <w:hyperlink r:id="rId71">
-        <w:r>
-          <w:rPr>
-            <w:lang w:val="id_ID" w:bidi="id_ID"/>
-          </w:rPr>
-          <w:rPr>
-            <w:color w:val="0000EE"/>
-            <w:u w:val="single"/>
-          </w:rPr>
-          <w:t>Yer. 23:1–8</w:t>
-        </w:r>
-      </w:hyperlink>
+      <w:r>
+        <w:rPr>
+          <w:lang w:val="id_ID" w:bidi="id_ID"/>
+        </w:rPr>
+        <w:t>Yer. 23:1–8</w:t>
+      </w:r>
       <w:r>
         <w:rPr>
           <w:lang w:val="id_ID" w:bidi="id_ID"/>
         </w:rPr>
         <w:t xml:space="preserve">; </w:t>
       </w:r>
-      <w:hyperlink r:id="rId72">
-        <w:r>
-          <w:rPr>
-            <w:lang w:val="id_ID" w:bidi="id_ID"/>
-          </w:rPr>
-          <w:rPr>
-            <w:color w:val="0000EE"/>
-            <w:u w:val="single"/>
-          </w:rPr>
-          <w:t>Yeh. 34:11–16</w:t>
-        </w:r>
-      </w:hyperlink>
+      <w:r>
+        <w:rPr>
+          <w:lang w:val="id_ID" w:bidi="id_ID"/>
+        </w:rPr>
+        <w:t>Yeh. 34:11–16</w:t>
+      </w:r>
       <w:r>
         <w:rPr>
           <w:lang w:val="id_ID" w:bidi="id_ID"/>
         </w:rPr>
         <w:t xml:space="preserve">, </w:t>
       </w:r>
-      <w:hyperlink r:id="rId73">
-        <w:r>
-          <w:rPr>
-            <w:lang w:val="id_ID" w:bidi="id_ID"/>
-          </w:rPr>
-          <w:rPr>
-            <w:color w:val="0000EE"/>
-            <w:u w:val="single"/>
-          </w:rPr>
-          <w:t>20–31</w:t>
-        </w:r>
-      </w:hyperlink>
+      <w:r>
+        <w:rPr>
+          <w:lang w:val="id_ID" w:bidi="id_ID"/>
+        </w:rPr>
+        <w:t>20–31</w:t>
+      </w:r>
       <w:r>
         <w:rPr>
           <w:lang w:val="id_ID" w:bidi="id_ID"/>
@@ -2547,90 +2181,60 @@
         </w:rPr>
         <w:t xml:space="preserve">Orang Moab dan orang Amon adalah musuh Israel sejak lama. Bangsa Israel sering berperang dengan mereka (lihat </w:t>
       </w:r>
-      <w:hyperlink r:id="rId74">
-        <w:r>
-          <w:rPr>
-            <w:lang w:val="id_ID" w:bidi="id_ID"/>
-          </w:rPr>
-          <w:rPr>
-            <w:color w:val="0000EE"/>
-            <w:u w:val="single"/>
-          </w:rPr>
-          <w:t>2Raj. 3:1–27</w:t>
-        </w:r>
-      </w:hyperlink>
+      <w:r>
+        <w:rPr>
+          <w:lang w:val="id_ID" w:bidi="id_ID"/>
+        </w:rPr>
+        <w:t>2Raj. 3:1–27</w:t>
+      </w:r>
       <w:r>
         <w:rPr>
           <w:lang w:val="id_ID" w:bidi="id_ID"/>
         </w:rPr>
         <w:t xml:space="preserve">; </w:t>
       </w:r>
-      <w:hyperlink r:id="rId75">
-        <w:r>
-          <w:rPr>
-            <w:lang w:val="id_ID" w:bidi="id_ID"/>
-          </w:rPr>
-          <w:rPr>
-            <w:color w:val="0000EE"/>
-            <w:u w:val="single"/>
-          </w:rPr>
-          <w:t>2Taw. 20:1–30</w:t>
-        </w:r>
-      </w:hyperlink>
+      <w:r>
+        <w:rPr>
+          <w:lang w:val="id_ID" w:bidi="id_ID"/>
+        </w:rPr>
+        <w:t>2Taw. 20:1–30</w:t>
+      </w:r>
       <w:r>
         <w:rPr>
           <w:lang w:val="id_ID" w:bidi="id_ID"/>
         </w:rPr>
         <w:t xml:space="preserve">), dan mereka tetap menjadi musuh Israel sampai akhir (lihat </w:t>
       </w:r>
-      <w:hyperlink r:id="rId76">
-        <w:r>
-          <w:rPr>
-            <w:lang w:val="id_ID" w:bidi="id_ID"/>
-          </w:rPr>
-          <w:rPr>
-            <w:color w:val="0000EE"/>
-            <w:u w:val="single"/>
-          </w:rPr>
-          <w:t>2Raj. 25:25</w:t>
-        </w:r>
-      </w:hyperlink>
+      <w:r>
+        <w:rPr>
+          <w:lang w:val="id_ID" w:bidi="id_ID"/>
+        </w:rPr>
+        <w:t>2Raj. 25:25</w:t>
+      </w:r>
       <w:r>
         <w:rPr>
           <w:lang w:val="id_ID" w:bidi="id_ID"/>
         </w:rPr>
         <w:t xml:space="preserve">; </w:t>
       </w:r>
-      <w:hyperlink r:id="rId77">
-        <w:r>
-          <w:rPr>
-            <w:lang w:val="id_ID" w:bidi="id_ID"/>
-          </w:rPr>
-          <w:rPr>
-            <w:color w:val="0000EE"/>
-            <w:u w:val="single"/>
-          </w:rPr>
-          <w:t>Yer. 40:11–14</w:t>
-        </w:r>
-      </w:hyperlink>
+      <w:r>
+        <w:rPr>
+          <w:lang w:val="id_ID" w:bidi="id_ID"/>
+        </w:rPr>
+        <w:t>Yer. 40:11–14</w:t>
+      </w:r>
       <w:r>
         <w:rPr>
           <w:lang w:val="id_ID" w:bidi="id_ID"/>
         </w:rPr>
         <w:t xml:space="preserve">). • pencelaan . . . kata-kata nista: Bangsa Israel tidak hanya mengalami serangan berulang kali dari orang Moab dan orang Amon (lihat </w:t>
       </w:r>
-      <w:hyperlink r:id="rId78">
-        <w:r>
-          <w:rPr>
-            <w:lang w:val="id_ID" w:bidi="id_ID"/>
-          </w:rPr>
-          <w:rPr>
-            <w:color w:val="0000EE"/>
-            <w:u w:val="single"/>
-          </w:rPr>
-          <w:t>Amos 1:13</w:t>
-        </w:r>
-      </w:hyperlink>
+      <w:r>
+        <w:rPr>
+          <w:lang w:val="id_ID" w:bidi="id_ID"/>
+        </w:rPr>
+        <w:t>Amos 1:13</w:t>
+      </w:r>
       <w:r>
         <w:rPr>
           <w:lang w:val="id_ID" w:bidi="id_ID"/>
@@ -2685,198 +2289,132 @@
         </w:rPr>
         <w:t>Penghancuran Sodom dan Gomora menjadi contoh penghakiman berat dari Allah terhadap dosa, baik dalam Perjanjian Lama (</w:t>
       </w:r>
-      <w:hyperlink r:id="rId79">
-        <w:r>
-          <w:rPr>
-            <w:lang w:val="id_ID" w:bidi="id_ID"/>
-          </w:rPr>
-          <w:rPr>
-            <w:color w:val="0000EE"/>
-            <w:u w:val="single"/>
-          </w:rPr>
-          <w:t>Ul. 29:23</w:t>
-        </w:r>
-      </w:hyperlink>
+      <w:r>
+        <w:rPr>
+          <w:lang w:val="id_ID" w:bidi="id_ID"/>
+        </w:rPr>
+        <w:t>Ul. 29:23</w:t>
+      </w:r>
       <w:r>
         <w:rPr>
           <w:lang w:val="id_ID" w:bidi="id_ID"/>
         </w:rPr>
         <w:t xml:space="preserve">; </w:t>
       </w:r>
-      <w:hyperlink r:id="rId80">
-        <w:r>
-          <w:rPr>
-            <w:lang w:val="id_ID" w:bidi="id_ID"/>
-          </w:rPr>
-          <w:rPr>
-            <w:color w:val="0000EE"/>
-            <w:u w:val="single"/>
-          </w:rPr>
-          <w:t>Yes. 1:9</w:t>
-        </w:r>
-      </w:hyperlink>
+      <w:r>
+        <w:rPr>
+          <w:lang w:val="id_ID" w:bidi="id_ID"/>
+        </w:rPr>
+        <w:t>Yes. 1:9</w:t>
+      </w:r>
       <w:r>
         <w:rPr>
           <w:lang w:val="id_ID" w:bidi="id_ID"/>
         </w:rPr>
         <w:t xml:space="preserve">; </w:t>
       </w:r>
-      <w:hyperlink r:id="rId81">
-        <w:r>
-          <w:rPr>
-            <w:lang w:val="id_ID" w:bidi="id_ID"/>
-          </w:rPr>
-          <w:rPr>
-            <w:color w:val="0000EE"/>
-            <w:u w:val="single"/>
-          </w:rPr>
-          <w:t>Yer. 23:14</w:t>
-        </w:r>
-      </w:hyperlink>
+      <w:r>
+        <w:rPr>
+          <w:lang w:val="id_ID" w:bidi="id_ID"/>
+        </w:rPr>
+        <w:t>Yer. 23:14</w:t>
+      </w:r>
       <w:r>
         <w:rPr>
           <w:lang w:val="id_ID" w:bidi="id_ID"/>
         </w:rPr>
         <w:t xml:space="preserve">; </w:t>
       </w:r>
-      <w:hyperlink r:id="rId82">
-        <w:r>
-          <w:rPr>
-            <w:lang w:val="id_ID" w:bidi="id_ID"/>
-          </w:rPr>
-          <w:rPr>
-            <w:color w:val="0000EE"/>
-            <w:u w:val="single"/>
-          </w:rPr>
-          <w:t>Amos 4:11</w:t>
-        </w:r>
-      </w:hyperlink>
+      <w:r>
+        <w:rPr>
+          <w:lang w:val="id_ID" w:bidi="id_ID"/>
+        </w:rPr>
+        <w:t>Amos 4:11</w:t>
+      </w:r>
       <w:r>
         <w:rPr>
           <w:lang w:val="id_ID" w:bidi="id_ID"/>
         </w:rPr>
         <w:t>) maupun dalam Perjanjian Baru (</w:t>
       </w:r>
-      <w:hyperlink r:id="rId83">
-        <w:r>
-          <w:rPr>
-            <w:lang w:val="id_ID" w:bidi="id_ID"/>
-          </w:rPr>
-          <w:rPr>
-            <w:color w:val="0000EE"/>
-            <w:u w:val="single"/>
-          </w:rPr>
-          <w:t>Lukas 10:12</w:t>
-        </w:r>
-      </w:hyperlink>
+      <w:r>
+        <w:rPr>
+          <w:lang w:val="id_ID" w:bidi="id_ID"/>
+        </w:rPr>
+        <w:t>Lukas 10:12</w:t>
+      </w:r>
       <w:r>
         <w:rPr>
           <w:lang w:val="id_ID" w:bidi="id_ID"/>
         </w:rPr>
         <w:t xml:space="preserve">; </w:t>
       </w:r>
-      <w:hyperlink r:id="rId84">
-        <w:r>
-          <w:rPr>
-            <w:lang w:val="id_ID" w:bidi="id_ID"/>
-          </w:rPr>
-          <w:rPr>
-            <w:color w:val="0000EE"/>
-            <w:u w:val="single"/>
-          </w:rPr>
-          <w:t>Rm. 9:29</w:t>
-        </w:r>
-      </w:hyperlink>
+      <w:r>
+        <w:rPr>
+          <w:lang w:val="id_ID" w:bidi="id_ID"/>
+        </w:rPr>
+        <w:t>Rm. 9:29</w:t>
+      </w:r>
       <w:r>
         <w:rPr>
           <w:lang w:val="id_ID" w:bidi="id_ID"/>
         </w:rPr>
         <w:t xml:space="preserve">; </w:t>
       </w:r>
-      <w:hyperlink r:id="rId85">
-        <w:r>
-          <w:rPr>
-            <w:lang w:val="id_ID" w:bidi="id_ID"/>
-          </w:rPr>
-          <w:rPr>
-            <w:color w:val="0000EE"/>
-            <w:u w:val="single"/>
-          </w:rPr>
-          <w:t>2Ptr. 2:6</w:t>
-        </w:r>
-      </w:hyperlink>
+      <w:r>
+        <w:rPr>
+          <w:lang w:val="id_ID" w:bidi="id_ID"/>
+        </w:rPr>
+        <w:t>2Ptr. 2:6</w:t>
+      </w:r>
       <w:r>
         <w:rPr>
           <w:lang w:val="id_ID" w:bidi="id_ID"/>
         </w:rPr>
         <w:t>). • tempat penggalian garam: Sebuah kehancuran yang membinasakan (</w:t>
       </w:r>
-      <w:hyperlink r:id="rId79">
-        <w:r>
-          <w:rPr>
-            <w:lang w:val="id_ID" w:bidi="id_ID"/>
-          </w:rPr>
-          <w:rPr>
-            <w:color w:val="0000EE"/>
-            <w:u w:val="single"/>
-          </w:rPr>
-          <w:t>Ul. 29:23</w:t>
-        </w:r>
-      </w:hyperlink>
+      <w:r>
+        <w:rPr>
+          <w:lang w:val="id_ID" w:bidi="id_ID"/>
+        </w:rPr>
+        <w:t>Ul. 29:23</w:t>
+      </w:r>
       <w:r>
         <w:rPr>
           <w:lang w:val="id_ID" w:bidi="id_ID"/>
         </w:rPr>
         <w:t xml:space="preserve">; </w:t>
       </w:r>
-      <w:hyperlink r:id="rId86">
-        <w:r>
-          <w:rPr>
-            <w:lang w:val="id_ID" w:bidi="id_ID"/>
-          </w:rPr>
-          <w:rPr>
-            <w:color w:val="0000EE"/>
-            <w:u w:val="single"/>
-          </w:rPr>
-          <w:t>Mzm. 107:34</w:t>
-        </w:r>
-      </w:hyperlink>
+      <w:r>
+        <w:rPr>
+          <w:lang w:val="id_ID" w:bidi="id_ID"/>
+        </w:rPr>
+        <w:t>Mzm. 107:34</w:t>
+      </w:r>
       <w:r>
         <w:rPr>
           <w:lang w:val="id_ID" w:bidi="id_ID"/>
         </w:rPr>
         <w:t xml:space="preserve">; </w:t>
       </w:r>
-      <w:hyperlink r:id="rId87">
-        <w:r>
-          <w:rPr>
-            <w:lang w:val="id_ID" w:bidi="id_ID"/>
-          </w:rPr>
-          <w:rPr>
-            <w:color w:val="0000EE"/>
-            <w:u w:val="single"/>
-          </w:rPr>
-          <w:t>Yer. 17:6</w:t>
-        </w:r>
-      </w:hyperlink>
+      <w:r>
+        <w:rPr>
+          <w:lang w:val="id_ID" w:bidi="id_ID"/>
+        </w:rPr>
+        <w:t>Yer. 17:6</w:t>
+      </w:r>
       <w:r>
         <w:rPr>
           <w:lang w:val="id_ID" w:bidi="id_ID"/>
         </w:rPr>
         <w:t xml:space="preserve">). Menaburi tanah dengan garam merupakan tanda penghakiman yang permanen (lihat </w:t>
       </w:r>
-      <w:hyperlink r:id="rId88">
-        <w:r>
-          <w:rPr>
-            <w:lang w:val="id_ID" w:bidi="id_ID"/>
-          </w:rPr>
-          <w:rPr>
-            <w:color w:val="0000EE"/>
-            <w:u w:val="single"/>
-          </w:rPr>
-          <w:t>Hak. 9:45</w:t>
-        </w:r>
-      </w:hyperlink>
+      <w:r>
+        <w:rPr>
+          <w:lang w:val="id_ID" w:bidi="id_ID"/>
+        </w:rPr>
+        <w:t>Hak. 9:45</w:t>
+      </w:r>
       <w:r>
         <w:rPr>
           <w:lang w:val="id_ID" w:bidi="id_ID"/>
@@ -2937,72 +2475,48 @@
         </w:rPr>
         <w:t>: Pada akhir sejarah, semua orang di seluruh tempat akan menyembah Allah saja (</w:t>
       </w:r>
-      <w:hyperlink r:id="rId89">
-        <w:r>
-          <w:rPr>
-            <w:lang w:val="id_ID" w:bidi="id_ID"/>
-          </w:rPr>
-          <w:rPr>
-            <w:color w:val="0000EE"/>
-            <w:u w:val="single"/>
-          </w:rPr>
-          <w:t>Zef. 3:9</w:t>
-        </w:r>
-      </w:hyperlink>
+      <w:r>
+        <w:rPr>
+          <w:lang w:val="id_ID" w:bidi="id_ID"/>
+        </w:rPr>
+        <w:t>Zef. 3:9</w:t>
+      </w:r>
       <w:r>
         <w:rPr>
           <w:lang w:val="id_ID" w:bidi="id_ID"/>
         </w:rPr>
         <w:t xml:space="preserve">; </w:t>
       </w:r>
-      <w:hyperlink r:id="rId90">
-        <w:r>
-          <w:rPr>
-            <w:lang w:val="id_ID" w:bidi="id_ID"/>
-          </w:rPr>
-          <w:rPr>
-            <w:color w:val="0000EE"/>
-            <w:u w:val="single"/>
-          </w:rPr>
-          <w:t>Mzm. 66:4</w:t>
-        </w:r>
-      </w:hyperlink>
+      <w:r>
+        <w:rPr>
+          <w:lang w:val="id_ID" w:bidi="id_ID"/>
+        </w:rPr>
+        <w:t>Mzm. 66:4</w:t>
+      </w:r>
       <w:r>
         <w:rPr>
           <w:lang w:val="id_ID" w:bidi="id_ID"/>
         </w:rPr>
         <w:t xml:space="preserve">; </w:t>
       </w:r>
-      <w:hyperlink r:id="rId91">
-        <w:r>
-          <w:rPr>
-            <w:lang w:val="id_ID" w:bidi="id_ID"/>
-          </w:rPr>
-          <w:rPr>
-            <w:color w:val="0000EE"/>
-            <w:u w:val="single"/>
-          </w:rPr>
-          <w:t>Mi. 4:1–2</w:t>
-        </w:r>
-      </w:hyperlink>
+      <w:r>
+        <w:rPr>
+          <w:lang w:val="id_ID" w:bidi="id_ID"/>
+        </w:rPr>
+        <w:t>Mi. 4:1–2</w:t>
+      </w:r>
       <w:r>
         <w:rPr>
           <w:lang w:val="id_ID" w:bidi="id_ID"/>
         </w:rPr>
         <w:t xml:space="preserve">; </w:t>
       </w:r>
-      <w:hyperlink r:id="rId92">
-        <w:r>
-          <w:rPr>
-            <w:lang w:val="id_ID" w:bidi="id_ID"/>
-          </w:rPr>
-          <w:rPr>
-            <w:color w:val="0000EE"/>
-            <w:u w:val="single"/>
-          </w:rPr>
-          <w:t>Za. 14:16</w:t>
-        </w:r>
-      </w:hyperlink>
+      <w:r>
+        <w:rPr>
+          <w:lang w:val="id_ID" w:bidi="id_ID"/>
+        </w:rPr>
+        <w:t>Za. 14:16</w:t>
+      </w:r>
       <w:r>
         <w:rPr>
           <w:lang w:val="id_ID" w:bidi="id_ID"/>
@@ -3118,18 +2632,12 @@
         </w:rPr>
         <w:t>Zefanya beralih dari selatan (</w:t>
       </w:r>
-      <w:hyperlink r:id="rId56">
-        <w:r>
-          <w:rPr>
-            <w:lang w:val="id_ID" w:bidi="id_ID"/>
-          </w:rPr>
-          <w:rPr>
-            <w:color w:val="0000EE"/>
-            <w:u w:val="single"/>
-          </w:rPr>
-          <w:t>2:12</w:t>
-        </w:r>
-      </w:hyperlink>
+      <w:r>
+        <w:rPr>
+          <w:lang w:val="id_ID" w:bidi="id_ID"/>
+        </w:rPr>
+        <w:t>2:12</w:t>
+      </w:r>
       <w:r>
         <w:rPr>
           <w:lang w:val="id_ID" w:bidi="id_ID"/>
@@ -3238,54 +2746,36 @@
         </w:rPr>
         <w:t xml:space="preserve">: Kehancuran total ini sangat pasti dan tidak dapat diubah (lihat </w:t>
       </w:r>
-      <w:hyperlink r:id="rId93">
-        <w:r>
-          <w:rPr>
-            <w:lang w:val="id_ID" w:bidi="id_ID"/>
-          </w:rPr>
-          <w:rPr>
-            <w:color w:val="0000EE"/>
-            <w:u w:val="single"/>
-          </w:rPr>
-          <w:t>Nah. 1:14</w:t>
-        </w:r>
-      </w:hyperlink>
+      <w:r>
+        <w:rPr>
+          <w:lang w:val="id_ID" w:bidi="id_ID"/>
+        </w:rPr>
+        <w:t>Nah. 1:14</w:t>
+      </w:r>
       <w:r>
         <w:rPr>
           <w:lang w:val="id_ID" w:bidi="id_ID"/>
         </w:rPr>
         <w:t xml:space="preserve">; </w:t>
       </w:r>
-      <w:hyperlink r:id="rId94">
-        <w:r>
-          <w:rPr>
-            <w:lang w:val="id_ID" w:bidi="id_ID"/>
-          </w:rPr>
-          <w:rPr>
-            <w:color w:val="0000EE"/>
-            <w:u w:val="single"/>
-          </w:rPr>
-          <w:t>2:13</w:t>
-        </w:r>
-      </w:hyperlink>
+      <w:r>
+        <w:rPr>
+          <w:lang w:val="id_ID" w:bidi="id_ID"/>
+        </w:rPr>
+        <w:t>2:13</w:t>
+      </w:r>
       <w:r>
         <w:rPr>
           <w:lang w:val="id_ID" w:bidi="id_ID"/>
         </w:rPr>
         <w:t xml:space="preserve">; </w:t>
       </w:r>
-      <w:hyperlink r:id="rId95">
-        <w:r>
-          <w:rPr>
-            <w:lang w:val="id_ID" w:bidi="id_ID"/>
-          </w:rPr>
-          <w:rPr>
-            <w:color w:val="0000EE"/>
-            <w:u w:val="single"/>
-          </w:rPr>
-          <w:t>3:19</w:t>
-        </w:r>
-      </w:hyperlink>
+      <w:r>
+        <w:rPr>
+          <w:lang w:val="id_ID" w:bidi="id_ID"/>
+        </w:rPr>
+        <w:t>3:19</w:t>
+      </w:r>
       <w:r>
         <w:rPr>
           <w:lang w:val="id_ID" w:bidi="id_ID"/>
@@ -3352,18 +2842,12 @@
         </w:rPr>
         <w:t>Yerusalem yang tercemar telah menyimpang jauh dari panggilannya untuk menjadi kota suci (</w:t>
       </w:r>
-      <w:hyperlink r:id="rId96">
-        <w:r>
-          <w:rPr>
-            <w:lang w:val="id_ID" w:bidi="id_ID"/>
-          </w:rPr>
-          <w:rPr>
-            <w:color w:val="0000EE"/>
-            <w:u w:val="single"/>
-          </w:rPr>
-          <w:t>Yes. 52:1</w:t>
-        </w:r>
-      </w:hyperlink>
+      <w:r>
+        <w:rPr>
+          <w:lang w:val="id_ID" w:bidi="id_ID"/>
+        </w:rPr>
+        <w:t>Yes. 52:1</w:t>
+      </w:r>
       <w:r>
         <w:rPr>
           <w:lang w:val="id_ID" w:bidi="id_ID"/>
@@ -3466,18 +2950,12 @@
         </w:rPr>
         <w:t xml:space="preserve">Lihat juga </w:t>
       </w:r>
-      <w:hyperlink r:id="rId97">
-        <w:r>
-          <w:rPr>
-            <w:lang w:val="id_ID" w:bidi="id_ID"/>
-          </w:rPr>
-          <w:rPr>
-            <w:color w:val="0000EE"/>
-            <w:u w:val="single"/>
-          </w:rPr>
-          <w:t>Yeh. 22:23–29</w:t>
-        </w:r>
-      </w:hyperlink>
+      <w:r>
+        <w:rPr>
+          <w:lang w:val="id_ID" w:bidi="id_ID"/>
+        </w:rPr>
+        <w:t>Yeh. 22:23–29</w:t>
+      </w:r>
       <w:r>
         <w:rPr>
           <w:lang w:val="id_ID" w:bidi="id_ID"/>
@@ -3545,18 +3023,12 @@
         </w:rPr>
         <w:t xml:space="preserve"> berbeda dengan mereka yang disebutkan dalam </w:t>
       </w:r>
-      <w:hyperlink r:id="rId98">
-        <w:r>
-          <w:rPr>
-            <w:lang w:val="id_ID" w:bidi="id_ID"/>
-          </w:rPr>
-          <w:rPr>
-            <w:color w:val="0000EE"/>
-            <w:u w:val="single"/>
-          </w:rPr>
-          <w:t>Zef. 3:3–4</w:t>
-        </w:r>
-      </w:hyperlink>
+      <w:r>
+        <w:rPr>
+          <w:lang w:val="id_ID" w:bidi="id_ID"/>
+        </w:rPr>
+        <w:t>Zef. 3:3–4</w:t>
+      </w:r>
       <w:r>
         <w:rPr>
           <w:lang w:val="id_ID" w:bidi="id_ID"/>
@@ -3617,36 +3089,24 @@
         </w:rPr>
         <w:t xml:space="preserve">: Penduduk Yerusalem tidak sabar untuk bangun dari tempat tidur di pagi hari dan bersemangat melakukan lebih banyak perbuatan jahat (bdk. </w:t>
       </w:r>
-      <w:hyperlink r:id="rId99">
-        <w:r>
-          <w:rPr>
-            <w:lang w:val="id_ID" w:bidi="id_ID"/>
-          </w:rPr>
-          <w:rPr>
-            <w:color w:val="0000EE"/>
-            <w:u w:val="single"/>
-          </w:rPr>
-          <w:t>Ams. 1:16</w:t>
-        </w:r>
-      </w:hyperlink>
+      <w:r>
+        <w:rPr>
+          <w:lang w:val="id_ID" w:bidi="id_ID"/>
+        </w:rPr>
+        <w:t>Ams. 1:16</w:t>
+      </w:r>
       <w:r>
         <w:rPr>
           <w:lang w:val="id_ID" w:bidi="id_ID"/>
         </w:rPr>
         <w:t>). Mereka telah menyimpang jauh dari jalan nenek moyang mereka, Abraham, yang bangun pagi-pagi untuk menaati perintah Allah (</w:t>
       </w:r>
-      <w:hyperlink r:id="rId100">
-        <w:r>
-          <w:rPr>
-            <w:lang w:val="id_ID" w:bidi="id_ID"/>
-          </w:rPr>
-          <w:rPr>
-            <w:color w:val="0000EE"/>
-            <w:u w:val="single"/>
-          </w:rPr>
-          <w:t>Kej. 22:3</w:t>
-        </w:r>
-      </w:hyperlink>
+      <w:r>
+        <w:rPr>
+          <w:lang w:val="id_ID" w:bidi="id_ID"/>
+        </w:rPr>
+        <w:t>Kej. 22:3</w:t>
+      </w:r>
       <w:r>
         <w:rPr>
           <w:lang w:val="id_ID" w:bidi="id_ID"/>
@@ -3701,108 +3161,72 @@
         </w:rPr>
         <w:t xml:space="preserve">tunggulah Aku: Lihat </w:t>
       </w:r>
-      <w:hyperlink r:id="rId101">
-        <w:r>
-          <w:rPr>
-            <w:lang w:val="id_ID" w:bidi="id_ID"/>
-          </w:rPr>
-          <w:rPr>
-            <w:color w:val="0000EE"/>
-            <w:u w:val="single"/>
-          </w:rPr>
-          <w:t>Hab. 2:3</w:t>
-        </w:r>
-      </w:hyperlink>
+      <w:r>
+        <w:rPr>
+          <w:lang w:val="id_ID" w:bidi="id_ID"/>
+        </w:rPr>
+        <w:t>Hab. 2:3</w:t>
+      </w:r>
       <w:r>
         <w:rPr>
           <w:lang w:val="id_ID" w:bidi="id_ID"/>
         </w:rPr>
         <w:t xml:space="preserve">. • bangkit sebagai saksi: Nabi menggambarkan adegan ruang pengadilan di mana Allah pertama kali berdiri sebagai saksi (lihat juga </w:t>
       </w:r>
-      <w:hyperlink r:id="rId102">
-        <w:r>
-          <w:rPr>
-            <w:lang w:val="id_ID" w:bidi="id_ID"/>
-          </w:rPr>
-          <w:rPr>
-            <w:color w:val="0000EE"/>
-            <w:u w:val="single"/>
-          </w:rPr>
-          <w:t>Yer. 29:23</w:t>
-        </w:r>
-      </w:hyperlink>
+      <w:r>
+        <w:rPr>
+          <w:lang w:val="id_ID" w:bidi="id_ID"/>
+        </w:rPr>
+        <w:t>Yer. 29:23</w:t>
+      </w:r>
       <w:r>
         <w:rPr>
           <w:lang w:val="id_ID" w:bidi="id_ID"/>
         </w:rPr>
         <w:t xml:space="preserve">; </w:t>
       </w:r>
-      <w:hyperlink r:id="rId103">
-        <w:r>
-          <w:rPr>
-            <w:lang w:val="id_ID" w:bidi="id_ID"/>
-          </w:rPr>
-          <w:rPr>
-            <w:color w:val="0000EE"/>
-            <w:u w:val="single"/>
-          </w:rPr>
-          <w:t>Mal. 3:5</w:t>
-        </w:r>
-      </w:hyperlink>
+      <w:r>
+        <w:rPr>
+          <w:lang w:val="id_ID" w:bidi="id_ID"/>
+        </w:rPr>
+        <w:t>Mal. 3:5</w:t>
+      </w:r>
       <w:r>
         <w:rPr>
           <w:lang w:val="id_ID" w:bidi="id_ID"/>
         </w:rPr>
         <w:t xml:space="preserve">) atas nama-Nya sendiri, dan kemudian memimpin sebagai hakim (lihat juga </w:t>
       </w:r>
-      <w:hyperlink r:id="rId104">
-        <w:r>
-          <w:rPr>
-            <w:lang w:val="id_ID" w:bidi="id_ID"/>
-          </w:rPr>
-          <w:rPr>
-            <w:color w:val="0000EE"/>
-            <w:u w:val="single"/>
-          </w:rPr>
-          <w:t>Ayub 9:15</w:t>
-        </w:r>
-      </w:hyperlink>
+      <w:r>
+        <w:rPr>
+          <w:lang w:val="id_ID" w:bidi="id_ID"/>
+        </w:rPr>
+        <w:t>Ayub 9:15</w:t>
+      </w:r>
       <w:r>
         <w:rPr>
           <w:lang w:val="id_ID" w:bidi="id_ID"/>
         </w:rPr>
         <w:t xml:space="preserve">; </w:t>
       </w:r>
-      <w:hyperlink r:id="rId105">
-        <w:r>
-          <w:rPr>
-            <w:lang w:val="id_ID" w:bidi="id_ID"/>
-          </w:rPr>
-          <w:rPr>
-            <w:color w:val="0000EE"/>
-            <w:u w:val="single"/>
-          </w:rPr>
-          <w:t>Mzm. 50:6</w:t>
-        </w:r>
-      </w:hyperlink>
+      <w:r>
+        <w:rPr>
+          <w:lang w:val="id_ID" w:bidi="id_ID"/>
+        </w:rPr>
+        <w:t>Mzm. 50:6</w:t>
+      </w:r>
       <w:r>
         <w:rPr>
           <w:lang w:val="id_ID" w:bidi="id_ID"/>
         </w:rPr>
         <w:t xml:space="preserve">) untuk mengeluarkan putusan-Nya yang adil. • Frasa 'api cemburu-Ku' menggambarkan kebencian Tuhan yang benar terhadap dosa, serta kepedulian-Nya terhadap nama-Nya yang kudus dan terhadap kesejahteraan umat-Nya (lihat </w:t>
       </w:r>
-      <w:hyperlink r:id="rId106">
-        <w:r>
-          <w:rPr>
-            <w:lang w:val="id_ID" w:bidi="id_ID"/>
-          </w:rPr>
-          <w:rPr>
-            <w:color w:val="0000EE"/>
-            <w:u w:val="single"/>
-          </w:rPr>
-          <w:t>Yes. 66:13–16</w:t>
-        </w:r>
-      </w:hyperlink>
+      <w:r>
+        <w:rPr>
+          <w:lang w:val="id_ID" w:bidi="id_ID"/>
+        </w:rPr>
+        <w:t>Yes. 66:13–16</w:t>
+      </w:r>
       <w:r>
         <w:rPr>
           <w:lang w:val="id_ID" w:bidi="id_ID"/>
@@ -3857,108 +3281,72 @@
         </w:rPr>
         <w:t xml:space="preserve">Allah bermaksud agar berkat yang dijanjikan kepada sisa umat yang setia dari </w:t>
       </w:r>
-      <w:hyperlink r:id="rId107">
-        <w:r>
-          <w:rPr>
-            <w:lang w:val="id_ID" w:bidi="id_ID"/>
-          </w:rPr>
-          <w:rPr>
-            <w:color w:val="0000EE"/>
-            <w:u w:val="single"/>
-          </w:rPr>
-          <w:t>Zef. 3:9–13</w:t>
-        </w:r>
-      </w:hyperlink>
+      <w:r>
+        <w:rPr>
+          <w:lang w:val="id_ID" w:bidi="id_ID"/>
+        </w:rPr>
+        <w:t>Zef. 3:9–13</w:t>
+      </w:r>
       <w:r>
         <w:rPr>
           <w:lang w:val="id_ID" w:bidi="id_ID"/>
         </w:rPr>
         <w:t xml:space="preserve"> menjangkau orang-orang dari setiap bangsa di dunia. Bukan hanya Israel, tetapi semua orang akan diubahkan, berseru kepada Tuhan (lihat </w:t>
       </w:r>
-      <w:hyperlink r:id="rId108">
-        <w:r>
-          <w:rPr>
-            <w:lang w:val="id_ID" w:bidi="id_ID"/>
-          </w:rPr>
-          <w:rPr>
-            <w:color w:val="0000EE"/>
-            <w:u w:val="single"/>
-          </w:rPr>
-          <w:t>Yes. 55:5</w:t>
-        </w:r>
-      </w:hyperlink>
+      <w:r>
+        <w:rPr>
+          <w:lang w:val="id_ID" w:bidi="id_ID"/>
+        </w:rPr>
+        <w:t>Yes. 55:5</w:t>
+      </w:r>
       <w:r>
         <w:rPr>
           <w:lang w:val="id_ID" w:bidi="id_ID"/>
         </w:rPr>
         <w:t xml:space="preserve">), dan melayani-Nya (lihat </w:t>
       </w:r>
-      <w:hyperlink r:id="rId109">
-        <w:r>
-          <w:rPr>
-            <w:lang w:val="id_ID" w:bidi="id_ID"/>
-          </w:rPr>
-          <w:rPr>
-            <w:color w:val="0000EE"/>
-            <w:u w:val="single"/>
-          </w:rPr>
-          <w:t>Yes. 59:19–21</w:t>
-        </w:r>
-      </w:hyperlink>
+      <w:r>
+        <w:rPr>
+          <w:lang w:val="id_ID" w:bidi="id_ID"/>
+        </w:rPr>
+        <w:t>Yes. 59:19–21</w:t>
+      </w:r>
       <w:r>
         <w:rPr>
           <w:lang w:val="id_ID" w:bidi="id_ID"/>
         </w:rPr>
         <w:t xml:space="preserve">; </w:t>
       </w:r>
-      <w:hyperlink r:id="rId92">
-        <w:r>
-          <w:rPr>
-            <w:lang w:val="id_ID" w:bidi="id_ID"/>
-          </w:rPr>
-          <w:rPr>
-            <w:color w:val="0000EE"/>
-            <w:u w:val="single"/>
-          </w:rPr>
-          <w:t>Za. 14:16</w:t>
-        </w:r>
-      </w:hyperlink>
+      <w:r>
+        <w:rPr>
+          <w:lang w:val="id_ID" w:bidi="id_ID"/>
+        </w:rPr>
+        <w:t>Za. 14:16</w:t>
+      </w:r>
       <w:r>
         <w:rPr>
           <w:lang w:val="id_ID" w:bidi="id_ID"/>
         </w:rPr>
         <w:t>). Penyebaran Kabar Baik ke segala bangsa mempercepat penggenapan visi ini (</w:t>
       </w:r>
-      <w:hyperlink r:id="rId110">
-        <w:r>
-          <w:rPr>
-            <w:lang w:val="id_ID" w:bidi="id_ID"/>
-          </w:rPr>
-          <w:rPr>
-            <w:color w:val="0000EE"/>
-            <w:u w:val="single"/>
-          </w:rPr>
-          <w:t>Mat. 28:19–20</w:t>
-        </w:r>
-      </w:hyperlink>
+      <w:r>
+        <w:rPr>
+          <w:lang w:val="id_ID" w:bidi="id_ID"/>
+        </w:rPr>
+        <w:t>Mat. 28:19–20</w:t>
+      </w:r>
       <w:r>
         <w:rPr>
           <w:lang w:val="id_ID" w:bidi="id_ID"/>
         </w:rPr>
         <w:t xml:space="preserve">; </w:t>
       </w:r>
-      <w:hyperlink r:id="rId111">
-        <w:r>
-          <w:rPr>
-            <w:lang w:val="id_ID" w:bidi="id_ID"/>
-          </w:rPr>
-          <w:rPr>
-            <w:color w:val="0000EE"/>
-            <w:u w:val="single"/>
-          </w:rPr>
-          <w:t>Rm. 10:9–13</w:t>
-        </w:r>
-      </w:hyperlink>
+      <w:r>
+        <w:rPr>
+          <w:lang w:val="id_ID" w:bidi="id_ID"/>
+        </w:rPr>
+        <w:t>Rm. 10:9–13</w:t>
+      </w:r>
       <w:r>
         <w:rPr>
           <w:lang w:val="id_ID" w:bidi="id_ID"/>
@@ -4013,18 +3401,12 @@
         </w:rPr>
         <w:t>Masa depan yang mulia yang dijelaskan dalam ayat-ayat ini memberikan alasan lebih lanjut untuk menantikan Tuhan dengan sabar (</w:t>
       </w:r>
-      <w:hyperlink r:id="rId112">
-        <w:r>
-          <w:rPr>
-            <w:lang w:val="id_ID" w:bidi="id_ID"/>
-          </w:rPr>
-          <w:rPr>
-            <w:color w:val="0000EE"/>
-            <w:u w:val="single"/>
-          </w:rPr>
-          <w:t>Zef. 3:8</w:t>
-        </w:r>
-      </w:hyperlink>
+      <w:r>
+        <w:rPr>
+          <w:lang w:val="id_ID" w:bidi="id_ID"/>
+        </w:rPr>
+        <w:t>Zef. 3:8</w:t>
+      </w:r>
       <w:r>
         <w:rPr>
           <w:lang w:val="id_ID" w:bidi="id_ID"/>
@@ -4079,36 +3461,24 @@
         </w:rPr>
         <w:t>Allah menyingkapkan rencana-Nya bagi sisa umat-Nya yang rendah hati dan telah disucikan (</w:t>
       </w:r>
-      <w:hyperlink r:id="rId107">
-        <w:r>
-          <w:rPr>
-            <w:lang w:val="id_ID" w:bidi="id_ID"/>
-          </w:rPr>
-          <w:rPr>
-            <w:color w:val="0000EE"/>
-            <w:u w:val="single"/>
-          </w:rPr>
-          <w:t>Zef. 3:9–13</w:t>
-        </w:r>
-      </w:hyperlink>
+      <w:r>
+        <w:rPr>
+          <w:lang w:val="id_ID" w:bidi="id_ID"/>
+        </w:rPr>
+        <w:t>Zef. 3:9–13</w:t>
+      </w:r>
       <w:r>
         <w:rPr>
           <w:lang w:val="id_ID" w:bidi="id_ID"/>
         </w:rPr>
         <w:t>) dan mendorong mereka untuk bersukacita atas berkat melimpah yang akan datang dari Tuhan penyelamat mereka (</w:t>
       </w:r>
-      <w:hyperlink r:id="rId113">
-        <w:r>
-          <w:rPr>
-            <w:lang w:val="id_ID" w:bidi="id_ID"/>
-          </w:rPr>
-          <w:rPr>
-            <w:color w:val="0000EE"/>
-            <w:u w:val="single"/>
-          </w:rPr>
-          <w:t>Zef. 3:14–20</w:t>
-        </w:r>
-      </w:hyperlink>
+      <w:r>
+        <w:rPr>
+          <w:lang w:val="id_ID" w:bidi="id_ID"/>
+        </w:rPr>
+        <w:t>Zef. 3:14–20</w:t>
+      </w:r>
       <w:r>
         <w:rPr>
           <w:lang w:val="id_ID" w:bidi="id_ID"/>
@@ -4211,144 +3581,96 @@
         </w:rPr>
         <w:t>Yesus Sang Mesias dengan sempurna mewujudkan kualitas etika yang dinubuatkan bagi sisa umat Israel yang saleh (</w:t>
       </w:r>
-      <w:hyperlink r:id="rId114">
-        <w:r>
-          <w:rPr>
-            <w:lang w:val="id_ID" w:bidi="id_ID"/>
-          </w:rPr>
-          <w:rPr>
-            <w:color w:val="0000EE"/>
-            <w:u w:val="single"/>
-          </w:rPr>
-          <w:t>Yes. 42:1–4</w:t>
-        </w:r>
-      </w:hyperlink>
+      <w:r>
+        <w:rPr>
+          <w:lang w:val="id_ID" w:bidi="id_ID"/>
+        </w:rPr>
+        <w:t>Yes. 42:1–4</w:t>
+      </w:r>
       <w:r>
         <w:rPr>
           <w:lang w:val="id_ID" w:bidi="id_ID"/>
         </w:rPr>
         <w:t xml:space="preserve">; </w:t>
       </w:r>
-      <w:hyperlink r:id="rId115">
-        <w:r>
-          <w:rPr>
-            <w:lang w:val="id_ID" w:bidi="id_ID"/>
-          </w:rPr>
-          <w:rPr>
-            <w:color w:val="0000EE"/>
-            <w:u w:val="single"/>
-          </w:rPr>
-          <w:t>53:3</w:t>
-        </w:r>
-      </w:hyperlink>
+      <w:r>
+        <w:rPr>
+          <w:lang w:val="id_ID" w:bidi="id_ID"/>
+        </w:rPr>
+        <w:t>53:3</w:t>
+      </w:r>
       <w:r>
         <w:rPr>
           <w:lang w:val="id_ID" w:bidi="id_ID"/>
         </w:rPr>
         <w:t xml:space="preserve">, </w:t>
       </w:r>
-      <w:hyperlink r:id="rId116">
-        <w:r>
-          <w:rPr>
-            <w:lang w:val="id_ID" w:bidi="id_ID"/>
-          </w:rPr>
-          <w:rPr>
-            <w:color w:val="0000EE"/>
-            <w:u w:val="single"/>
-          </w:rPr>
-          <w:t>7–9</w:t>
-        </w:r>
-      </w:hyperlink>
+      <w:r>
+        <w:rPr>
+          <w:lang w:val="id_ID" w:bidi="id_ID"/>
+        </w:rPr>
+        <w:t>7–9</w:t>
+      </w:r>
       <w:r>
         <w:rPr>
           <w:lang w:val="id_ID" w:bidi="id_ID"/>
         </w:rPr>
         <w:t xml:space="preserve">; </w:t>
       </w:r>
-      <w:hyperlink r:id="rId117">
-        <w:r>
-          <w:rPr>
-            <w:lang w:val="id_ID" w:bidi="id_ID"/>
-          </w:rPr>
-          <w:rPr>
-            <w:color w:val="0000EE"/>
-            <w:u w:val="single"/>
-          </w:rPr>
-          <w:t>Za. 9:9</w:t>
-        </w:r>
-      </w:hyperlink>
+      <w:r>
+        <w:rPr>
+          <w:lang w:val="id_ID" w:bidi="id_ID"/>
+        </w:rPr>
+        <w:t>Za. 9:9</w:t>
+      </w:r>
       <w:r>
         <w:rPr>
           <w:lang w:val="id_ID" w:bidi="id_ID"/>
         </w:rPr>
         <w:t xml:space="preserve">; lihat </w:t>
       </w:r>
-      <w:hyperlink r:id="rId118">
-        <w:r>
-          <w:rPr>
-            <w:lang w:val="id_ID" w:bidi="id_ID"/>
-          </w:rPr>
-          <w:rPr>
-            <w:color w:val="0000EE"/>
-            <w:u w:val="single"/>
-          </w:rPr>
-          <w:t>Mat. 11:28–30</w:t>
-        </w:r>
-      </w:hyperlink>
+      <w:r>
+        <w:rPr>
+          <w:lang w:val="id_ID" w:bidi="id_ID"/>
+        </w:rPr>
+        <w:t>Mat. 11:28–30</w:t>
+      </w:r>
       <w:r>
         <w:rPr>
           <w:lang w:val="id_ID" w:bidi="id_ID"/>
         </w:rPr>
         <w:t xml:space="preserve">; </w:t>
       </w:r>
-      <w:hyperlink r:id="rId119">
-        <w:r>
-          <w:rPr>
-            <w:lang w:val="id_ID" w:bidi="id_ID"/>
-          </w:rPr>
-          <w:rPr>
-            <w:color w:val="0000EE"/>
-            <w:u w:val="single"/>
-          </w:rPr>
-          <w:t>12:15–21</w:t>
-        </w:r>
-      </w:hyperlink>
+      <w:r>
+        <w:rPr>
+          <w:lang w:val="id_ID" w:bidi="id_ID"/>
+        </w:rPr>
+        <w:t>12:15–21</w:t>
+      </w:r>
       <w:r>
         <w:rPr>
           <w:lang w:val="id_ID" w:bidi="id_ID"/>
         </w:rPr>
         <w:t xml:space="preserve">; </w:t>
       </w:r>
-      <w:hyperlink r:id="rId120">
-        <w:r>
-          <w:rPr>
-            <w:lang w:val="id_ID" w:bidi="id_ID"/>
-          </w:rPr>
-          <w:rPr>
-            <w:color w:val="0000EE"/>
-            <w:u w:val="single"/>
-          </w:rPr>
-          <w:t>Flp/ 2:1–8</w:t>
-        </w:r>
-      </w:hyperlink>
+      <w:r>
+        <w:rPr>
+          <w:lang w:val="id_ID" w:bidi="id_ID"/>
+        </w:rPr>
+        <w:t>Flp/ 2:1–8</w:t>
+      </w:r>
       <w:r>
         <w:rPr>
           <w:lang w:val="id_ID" w:bidi="id_ID"/>
         </w:rPr>
         <w:t xml:space="preserve">; </w:t>
       </w:r>
-      <w:hyperlink r:id="rId121">
-        <w:r>
-          <w:rPr>
-            <w:lang w:val="id_ID" w:bidi="id_ID"/>
-          </w:rPr>
-          <w:rPr>
-            <w:color w:val="0000EE"/>
-            <w:u w:val="single"/>
-          </w:rPr>
-          <w:t>1Ptr. 2:23</w:t>
-        </w:r>
-      </w:hyperlink>
+      <w:r>
+        <w:rPr>
+          <w:lang w:val="id_ID" w:bidi="id_ID"/>
+        </w:rPr>
+        <w:t>1Ptr. 2:23</w:t>
+      </w:r>
       <w:r>
         <w:rPr>
           <w:lang w:val="id_ID" w:bidi="id_ID"/>
@@ -4481,162 +3803,108 @@
         </w:rPr>
         <w:t>Raja Israel yang sejati adalah Tuhan (</w:t>
       </w:r>
-      <w:hyperlink r:id="rId122">
-        <w:r>
-          <w:rPr>
-            <w:lang w:val="id_ID" w:bidi="id_ID"/>
-          </w:rPr>
-          <w:rPr>
-            <w:color w:val="0000EE"/>
-            <w:u w:val="single"/>
-          </w:rPr>
-          <w:t>Bil. 23:21</w:t>
-        </w:r>
-      </w:hyperlink>
+      <w:r>
+        <w:rPr>
+          <w:lang w:val="id_ID" w:bidi="id_ID"/>
+        </w:rPr>
+        <w:t>Bil. 23:21</w:t>
+      </w:r>
       <w:r>
         <w:rPr>
           <w:lang w:val="id_ID" w:bidi="id_ID"/>
         </w:rPr>
         <w:t xml:space="preserve">; </w:t>
       </w:r>
-      <w:hyperlink r:id="rId123">
-        <w:r>
-          <w:rPr>
-            <w:lang w:val="id_ID" w:bidi="id_ID"/>
-          </w:rPr>
-          <w:rPr>
-            <w:color w:val="0000EE"/>
-            <w:u w:val="single"/>
-          </w:rPr>
-          <w:t>1Sam. 8:7</w:t>
-        </w:r>
-      </w:hyperlink>
+      <w:r>
+        <w:rPr>
+          <w:lang w:val="id_ID" w:bidi="id_ID"/>
+        </w:rPr>
+        <w:t>1Sam. 8:7</w:t>
+      </w:r>
       <w:r>
         <w:rPr>
           <w:lang w:val="id_ID" w:bidi="id_ID"/>
         </w:rPr>
         <w:t xml:space="preserve">; </w:t>
       </w:r>
-      <w:hyperlink r:id="rId124">
-        <w:r>
-          <w:rPr>
-            <w:lang w:val="id_ID" w:bidi="id_ID"/>
-          </w:rPr>
-          <w:rPr>
-            <w:color w:val="0000EE"/>
-            <w:u w:val="single"/>
-          </w:rPr>
-          <w:t>Yes. 44:6</w:t>
-        </w:r>
-      </w:hyperlink>
+      <w:r>
+        <w:rPr>
+          <w:lang w:val="id_ID" w:bidi="id_ID"/>
+        </w:rPr>
+        <w:t>Yes. 44:6</w:t>
+      </w:r>
       <w:r>
         <w:rPr>
           <w:lang w:val="id_ID" w:bidi="id_ID"/>
         </w:rPr>
         <w:t xml:space="preserve">). • ada di antaramu: Lihat juga </w:t>
       </w:r>
-      <w:hyperlink r:id="rId125">
-        <w:r>
-          <w:rPr>
-            <w:lang w:val="id_ID" w:bidi="id_ID"/>
-          </w:rPr>
-          <w:rPr>
-            <w:color w:val="0000EE"/>
-            <w:u w:val="single"/>
-          </w:rPr>
-          <w:t>Yes. 54:4–8</w:t>
-        </w:r>
-      </w:hyperlink>
+      <w:r>
+        <w:rPr>
+          <w:lang w:val="id_ID" w:bidi="id_ID"/>
+        </w:rPr>
+        <w:t>Yes. 54:4–8</w:t>
+      </w:r>
       <w:r>
         <w:rPr>
           <w:lang w:val="id_ID" w:bidi="id_ID"/>
         </w:rPr>
         <w:t xml:space="preserve">; </w:t>
       </w:r>
-      <w:hyperlink r:id="rId126">
-        <w:r>
-          <w:rPr>
-            <w:lang w:val="id_ID" w:bidi="id_ID"/>
-          </w:rPr>
-          <w:rPr>
-            <w:color w:val="0000EE"/>
-            <w:u w:val="single"/>
-          </w:rPr>
-          <w:t>57:14–19</w:t>
-        </w:r>
-      </w:hyperlink>
+      <w:r>
+        <w:rPr>
+          <w:lang w:val="id_ID" w:bidi="id_ID"/>
+        </w:rPr>
+        <w:t>57:14–19</w:t>
+      </w:r>
       <w:r>
         <w:rPr>
           <w:lang w:val="id_ID" w:bidi="id_ID"/>
         </w:rPr>
         <w:t xml:space="preserve">; </w:t>
       </w:r>
-      <w:hyperlink r:id="rId127">
-        <w:r>
-          <w:rPr>
-            <w:lang w:val="id_ID" w:bidi="id_ID"/>
-          </w:rPr>
-          <w:rPr>
-            <w:color w:val="0000EE"/>
-            <w:u w:val="single"/>
-          </w:rPr>
-          <w:t>62:10–12</w:t>
-        </w:r>
-      </w:hyperlink>
+      <w:r>
+        <w:rPr>
+          <w:lang w:val="id_ID" w:bidi="id_ID"/>
+        </w:rPr>
+        <w:t>62:10–12</w:t>
+      </w:r>
       <w:r>
         <w:rPr>
           <w:lang w:val="id_ID" w:bidi="id_ID"/>
         </w:rPr>
         <w:t xml:space="preserve">; </w:t>
       </w:r>
-      <w:hyperlink r:id="rId128">
-        <w:r>
-          <w:rPr>
-            <w:lang w:val="id_ID" w:bidi="id_ID"/>
-          </w:rPr>
-          <w:rPr>
-            <w:color w:val="0000EE"/>
-            <w:u w:val="single"/>
-          </w:rPr>
-          <w:t>Yeh. 48:35</w:t>
-        </w:r>
-      </w:hyperlink>
+      <w:r>
+        <w:rPr>
+          <w:lang w:val="id_ID" w:bidi="id_ID"/>
+        </w:rPr>
+        <w:t>Yeh. 48:35</w:t>
+      </w:r>
       <w:r>
         <w:rPr>
           <w:lang w:val="id_ID" w:bidi="id_ID"/>
         </w:rPr>
         <w:t xml:space="preserve">; </w:t>
       </w:r>
-      <w:hyperlink r:id="rId129">
-        <w:r>
-          <w:rPr>
-            <w:lang w:val="id_ID" w:bidi="id_ID"/>
-          </w:rPr>
-          <w:rPr>
-            <w:color w:val="0000EE"/>
-            <w:u w:val="single"/>
-          </w:rPr>
-          <w:t>Yoel 3:17</w:t>
-        </w:r>
-      </w:hyperlink>
+      <w:r>
+        <w:rPr>
+          <w:lang w:val="id_ID" w:bidi="id_ID"/>
+        </w:rPr>
+        <w:t>Yoel 3:17</w:t>
+      </w:r>
       <w:r>
         <w:rPr>
           <w:lang w:val="id_ID" w:bidi="id_ID"/>
         </w:rPr>
         <w:t xml:space="preserve">, </w:t>
       </w:r>
-      <w:hyperlink r:id="rId130">
-        <w:r>
-          <w:rPr>
-            <w:lang w:val="id_ID" w:bidi="id_ID"/>
-          </w:rPr>
-          <w:rPr>
-            <w:color w:val="0000EE"/>
-            <w:u w:val="single"/>
-          </w:rPr>
-          <w:t>21</w:t>
-        </w:r>
-      </w:hyperlink>
+      <w:r>
+        <w:rPr>
+          <w:lang w:val="id_ID" w:bidi="id_ID"/>
+        </w:rPr>
+        <w:t>21</w:t>
+      </w:r>
       <w:r>
         <w:rPr>
           <w:lang w:val="id_ID" w:bidi="id_ID"/>
@@ -4691,90 +3959,60 @@
         </w:rPr>
         <w:t xml:space="preserve">pahlawan yang memberi kemenangan: Allah adalah Pejuang Ilahi dan Penebus Israel (lihat </w:t>
       </w:r>
-      <w:hyperlink r:id="rId131">
-        <w:r>
-          <w:rPr>
-            <w:lang w:val="id_ID" w:bidi="id_ID"/>
-          </w:rPr>
-          <w:rPr>
-            <w:color w:val="0000EE"/>
-            <w:u w:val="single"/>
-          </w:rPr>
-          <w:t>Mzm. 24:8–10</w:t>
-        </w:r>
-      </w:hyperlink>
+      <w:r>
+        <w:rPr>
+          <w:lang w:val="id_ID" w:bidi="id_ID"/>
+        </w:rPr>
+        <w:t>Mzm. 24:8–10</w:t>
+      </w:r>
       <w:r>
         <w:rPr>
           <w:lang w:val="id_ID" w:bidi="id_ID"/>
         </w:rPr>
         <w:t xml:space="preserve">; </w:t>
       </w:r>
-      <w:hyperlink r:id="rId132">
-        <w:r>
-          <w:rPr>
-            <w:lang w:val="id_ID" w:bidi="id_ID"/>
-          </w:rPr>
-          <w:rPr>
-            <w:color w:val="0000EE"/>
-            <w:u w:val="single"/>
-          </w:rPr>
-          <w:t>Yes. 42:13</w:t>
-        </w:r>
-      </w:hyperlink>
+      <w:r>
+        <w:rPr>
+          <w:lang w:val="id_ID" w:bidi="id_ID"/>
+        </w:rPr>
+        <w:t>Yes. 42:13</w:t>
+      </w:r>
       <w:r>
         <w:rPr>
           <w:lang w:val="id_ID" w:bidi="id_ID"/>
         </w:rPr>
         <w:t xml:space="preserve">; </w:t>
       </w:r>
-      <w:hyperlink r:id="rId133">
-        <w:r>
-          <w:rPr>
-            <w:lang w:val="id_ID" w:bidi="id_ID"/>
-          </w:rPr>
-          <w:rPr>
-            <w:color w:val="0000EE"/>
-            <w:u w:val="single"/>
-          </w:rPr>
-          <w:t>Hab. 3:8–15</w:t>
-        </w:r>
-      </w:hyperlink>
+      <w:r>
+        <w:rPr>
+          <w:lang w:val="id_ID" w:bidi="id_ID"/>
+        </w:rPr>
+        <w:t>Hab. 3:8–15</w:t>
+      </w:r>
       <w:r>
         <w:rPr>
           <w:lang w:val="id_ID" w:bidi="id_ID"/>
         </w:rPr>
         <w:t>). Salah satu gelar Allah adalah "Allah yang Perkasa" (</w:t>
       </w:r>
-      <w:hyperlink r:id="rId134">
-        <w:r>
-          <w:rPr>
-            <w:lang w:val="id_ID" w:bidi="id_ID"/>
-          </w:rPr>
-          <w:rPr>
-            <w:color w:val="0000EE"/>
-            <w:u w:val="single"/>
-          </w:rPr>
-          <w:t>Yes. 10:21</w:t>
-        </w:r>
-      </w:hyperlink>
+      <w:r>
+        <w:rPr>
+          <w:lang w:val="id_ID" w:bidi="id_ID"/>
+        </w:rPr>
+        <w:t>Yes. 10:21</w:t>
+      </w:r>
       <w:r>
         <w:rPr>
           <w:lang w:val="id_ID" w:bidi="id_ID"/>
         </w:rPr>
         <w:t>). Gelar ini juga berlaku untuk Mesias (</w:t>
       </w:r>
-      <w:hyperlink r:id="rId135">
-        <w:r>
-          <w:rPr>
-            <w:lang w:val="id_ID" w:bidi="id_ID"/>
-          </w:rPr>
-          <w:rPr>
-            <w:color w:val="0000EE"/>
-            <w:u w:val="single"/>
-          </w:rPr>
-          <w:t>Yes. 9:6</w:t>
-        </w:r>
-      </w:hyperlink>
+      <w:r>
+        <w:rPr>
+          <w:lang w:val="id_ID" w:bidi="id_ID"/>
+        </w:rPr>
+        <w:t>Yes. 9:6</w:t>
+      </w:r>
       <w:r>
         <w:rPr>
           <w:lang w:val="id_ID" w:bidi="id_ID"/>
@@ -4794,36 +4032,24 @@
         </w:rPr>
         <w:t xml:space="preserve"> di dalam Allah (</w:t>
       </w:r>
-      <w:hyperlink r:id="rId136">
-        <w:r>
-          <w:rPr>
-            <w:lang w:val="id_ID" w:bidi="id_ID"/>
-          </w:rPr>
-          <w:rPr>
-            <w:color w:val="0000EE"/>
-            <w:u w:val="single"/>
-          </w:rPr>
-          <w:t>Zef. 3:14</w:t>
-        </w:r>
-      </w:hyperlink>
+      <w:r>
+        <w:rPr>
+          <w:lang w:val="id_ID" w:bidi="id_ID"/>
+        </w:rPr>
+        <w:t>Zef. 3:14</w:t>
+      </w:r>
       <w:r>
         <w:rPr>
           <w:lang w:val="id_ID" w:bidi="id_ID"/>
         </w:rPr>
         <w:t xml:space="preserve">), tetapi Allah juga akan bersukacita atas mereka sebagai umat yang disucikan dan setia (lihat </w:t>
       </w:r>
-      <w:hyperlink r:id="rId137">
-        <w:r>
-          <w:rPr>
-            <w:lang w:val="id_ID" w:bidi="id_ID"/>
-          </w:rPr>
-          <w:rPr>
-            <w:color w:val="0000EE"/>
-            <w:u w:val="single"/>
-          </w:rPr>
-          <w:t>Zef. 3:12–13</w:t>
-        </w:r>
-      </w:hyperlink>
+      <w:r>
+        <w:rPr>
+          <w:lang w:val="id_ID" w:bidi="id_ID"/>
+        </w:rPr>
+        <w:t>Zef. 3:12–13</w:t>
+      </w:r>
       <w:r>
         <w:rPr>
           <w:lang w:val="id_ID" w:bidi="id_ID"/>
@@ -4884,18 +4110,12 @@
         </w:rPr>
         <w:t>: Jaminan Tuhan ini sangat kontras yang tajam dengan pernyataan di awal Kitab, ketika Allah mengancam untuk mengumpulkan bangsa-bangsa untuk menyapu bersih orang-orang Yehuda dari muka bumi (</w:t>
       </w:r>
-      <w:hyperlink r:id="rId138">
-        <w:r>
-          <w:rPr>
-            <w:lang w:val="id_ID" w:bidi="id_ID"/>
-          </w:rPr>
-          <w:rPr>
-            <w:color w:val="0000EE"/>
-            <w:u w:val="single"/>
-          </w:rPr>
-          <w:t>Zef. 1:2–4</w:t>
-        </w:r>
-      </w:hyperlink>
+      <w:r>
+        <w:rPr>
+          <w:lang w:val="id_ID" w:bidi="id_ID"/>
+        </w:rPr>
+        <w:t>Zef. 1:2–4</w:t>
+      </w:r>
       <w:r>
         <w:rPr>
           <w:lang w:val="id_ID" w:bidi="id_ID"/>
@@ -4998,72 +4218,48 @@
         </w:rPr>
         <w:t xml:space="preserve">Allah akan mengubah rasa malu dari umat-Nya yang terdahulu menjadi kemuliaan dan ketenaran (lihat </w:t>
       </w:r>
-      <w:hyperlink r:id="rId139">
-        <w:r>
-          <w:rPr>
-            <w:lang w:val="id_ID" w:bidi="id_ID"/>
-          </w:rPr>
-          <w:rPr>
-            <w:color w:val="0000EE"/>
-            <w:u w:val="single"/>
-          </w:rPr>
-          <w:t>Ul. 26:19</w:t>
-        </w:r>
-      </w:hyperlink>
+      <w:r>
+        <w:rPr>
+          <w:lang w:val="id_ID" w:bidi="id_ID"/>
+        </w:rPr>
+        <w:t>Ul. 26:19</w:t>
+      </w:r>
       <w:r>
         <w:rPr>
           <w:lang w:val="id_ID" w:bidi="id_ID"/>
         </w:rPr>
         <w:t xml:space="preserve">; </w:t>
       </w:r>
-      <w:hyperlink r:id="rId140">
-        <w:r>
-          <w:rPr>
-            <w:lang w:val="id_ID" w:bidi="id_ID"/>
-          </w:rPr>
-          <w:rPr>
-            <w:color w:val="0000EE"/>
-            <w:u w:val="single"/>
-          </w:rPr>
-          <w:t>Yes. 62:7</w:t>
-        </w:r>
-      </w:hyperlink>
+      <w:r>
+        <w:rPr>
+          <w:lang w:val="id_ID" w:bidi="id_ID"/>
+        </w:rPr>
+        <w:t>Yes. 62:7</w:t>
+      </w:r>
       <w:r>
         <w:rPr>
           <w:lang w:val="id_ID" w:bidi="id_ID"/>
         </w:rPr>
         <w:t xml:space="preserve">; </w:t>
       </w:r>
-      <w:hyperlink r:id="rId141">
-        <w:r>
-          <w:rPr>
-            <w:lang w:val="id_ID" w:bidi="id_ID"/>
-          </w:rPr>
-          <w:rPr>
-            <w:color w:val="0000EE"/>
-            <w:u w:val="single"/>
-          </w:rPr>
-          <w:t>Mi. 4:6–8</w:t>
-        </w:r>
-      </w:hyperlink>
+      <w:r>
+        <w:rPr>
+          <w:lang w:val="id_ID" w:bidi="id_ID"/>
+        </w:rPr>
+        <w:t>Mi. 4:6–8</w:t>
+      </w:r>
       <w:r>
         <w:rPr>
           <w:lang w:val="id_ID" w:bidi="id_ID"/>
         </w:rPr>
         <w:t xml:space="preserve">; bdk. </w:t>
       </w:r>
-      <w:hyperlink r:id="rId142">
-        <w:r>
-          <w:rPr>
-            <w:lang w:val="id_ID" w:bidi="id_ID"/>
-          </w:rPr>
-          <w:rPr>
-            <w:color w:val="0000EE"/>
-            <w:u w:val="single"/>
-          </w:rPr>
-          <w:t>1Ptr. 5:4</w:t>
-        </w:r>
-      </w:hyperlink>
+      <w:r>
+        <w:rPr>
+          <w:lang w:val="id_ID" w:bidi="id_ID"/>
+        </w:rPr>
+        <w:t>1Ptr. 5:4</w:t>
+      </w:r>
       <w:r>
         <w:rPr>
           <w:lang w:val="id_ID" w:bidi="id_ID"/>
@@ -5118,174 +4314,114 @@
         </w:rPr>
         <w:t>Pada waktu itu: Setelah masa murka dan penghakiman yang mengerikan, hari Tuhan mencapai puncaknya dengan berkat-berkat abadi bagi semua yang percaya kepada-Nya (</w:t>
       </w:r>
-      <w:hyperlink r:id="rId143">
-        <w:r>
-          <w:rPr>
-            <w:lang w:val="id_ID" w:bidi="id_ID"/>
-          </w:rPr>
-          <w:rPr>
-            <w:color w:val="0000EE"/>
-            <w:u w:val="single"/>
-          </w:rPr>
-          <w:t xml:space="preserve">Zef. </w:t>
-        </w:r>
-      </w:hyperlink>
-      <w:hyperlink r:id="rId89">
-        <w:r>
-          <w:rPr>
-            <w:lang w:val="id_ID" w:bidi="id_ID"/>
-          </w:rPr>
-          <w:rPr>
-            <w:color w:val="0000EE"/>
-            <w:u w:val="single"/>
-          </w:rPr>
-          <w:t>3:9</w:t>
-        </w:r>
-      </w:hyperlink>
+      <w:r>
+        <w:rPr>
+          <w:lang w:val="id_ID" w:bidi="id_ID"/>
+        </w:rPr>
+        <w:t xml:space="preserve">Zef. </w:t>
+      </w:r>
+      <w:r>
+        <w:rPr>
+          <w:lang w:val="id_ID" w:bidi="id_ID"/>
+        </w:rPr>
+        <w:t>3:9</w:t>
+      </w:r>
       <w:r>
         <w:rPr>
           <w:lang w:val="id_ID" w:bidi="id_ID"/>
         </w:rPr>
         <w:t xml:space="preserve">, </w:t>
       </w:r>
-      <w:hyperlink r:id="rId143">
-        <w:r>
-          <w:rPr>
-            <w:lang w:val="id_ID" w:bidi="id_ID"/>
-          </w:rPr>
-          <w:rPr>
-            <w:color w:val="0000EE"/>
-            <w:u w:val="single"/>
-          </w:rPr>
-          <w:t>12</w:t>
-        </w:r>
-      </w:hyperlink>
+      <w:r>
+        <w:rPr>
+          <w:lang w:val="id_ID" w:bidi="id_ID"/>
+        </w:rPr>
+        <w:t>12</w:t>
+      </w:r>
       <w:r>
         <w:rPr>
           <w:lang w:val="id_ID" w:bidi="id_ID"/>
         </w:rPr>
         <w:t xml:space="preserve">; lihat </w:t>
       </w:r>
-      <w:hyperlink r:id="rId144">
-        <w:r>
-          <w:rPr>
-            <w:lang w:val="id_ID" w:bidi="id_ID"/>
-          </w:rPr>
-          <w:rPr>
-            <w:color w:val="0000EE"/>
-            <w:u w:val="single"/>
-          </w:rPr>
-          <w:t>Mzm. 2:12</w:t>
-        </w:r>
-      </w:hyperlink>
+      <w:r>
+        <w:rPr>
+          <w:lang w:val="id_ID" w:bidi="id_ID"/>
+        </w:rPr>
+        <w:t>Mzm. 2:12</w:t>
+      </w:r>
       <w:r>
         <w:rPr>
           <w:lang w:val="id_ID" w:bidi="id_ID"/>
         </w:rPr>
         <w:t xml:space="preserve">; </w:t>
       </w:r>
-      <w:hyperlink r:id="rId145">
-        <w:r>
-          <w:rPr>
-            <w:lang w:val="id_ID" w:bidi="id_ID"/>
-          </w:rPr>
-          <w:rPr>
-            <w:color w:val="0000EE"/>
-            <w:u w:val="single"/>
-          </w:rPr>
-          <w:t>Yes. 45:22</w:t>
-        </w:r>
-      </w:hyperlink>
+      <w:r>
+        <w:rPr>
+          <w:lang w:val="id_ID" w:bidi="id_ID"/>
+        </w:rPr>
+        <w:t>Yes. 45:22</w:t>
+      </w:r>
       <w:r>
         <w:rPr>
           <w:lang w:val="id_ID" w:bidi="id_ID"/>
         </w:rPr>
         <w:t xml:space="preserve">; lihat juga </w:t>
       </w:r>
-      <w:hyperlink r:id="rId27">
-        <w:r>
-          <w:rPr>
-            <w:lang w:val="id_ID" w:bidi="id_ID"/>
-          </w:rPr>
-          <w:rPr>
-            <w:color w:val="0000EE"/>
-            <w:u w:val="single"/>
-          </w:rPr>
-          <w:t>Why. 19:11–22:5</w:t>
-        </w:r>
-      </w:hyperlink>
+      <w:r>
+        <w:rPr>
+          <w:lang w:val="id_ID" w:bidi="id_ID"/>
+        </w:rPr>
+        <w:t>Why. 19:11–22:5</w:t>
+      </w:r>
       <w:r>
         <w:rPr>
           <w:lang w:val="id_ID" w:bidi="id_ID"/>
         </w:rPr>
         <w:t xml:space="preserve">). • … , firman Tuhan.: Nubuat Zefanya, yang sepenuhnya berasal dari Allah (lihat juga </w:t>
       </w:r>
-      <w:hyperlink r:id="rId146">
-        <w:r>
-          <w:rPr>
-            <w:lang w:val="id_ID" w:bidi="id_ID"/>
-          </w:rPr>
-          <w:rPr>
-            <w:color w:val="0000EE"/>
-            <w:u w:val="single"/>
-          </w:rPr>
-          <w:t>Zef. 1:1–3</w:t>
-        </w:r>
-      </w:hyperlink>
+      <w:r>
+        <w:rPr>
+          <w:lang w:val="id_ID" w:bidi="id_ID"/>
+        </w:rPr>
+        <w:t>Zef. 1:1–3</w:t>
+      </w:r>
       <w:r>
         <w:rPr>
           <w:lang w:val="id_ID" w:bidi="id_ID"/>
         </w:rPr>
         <w:t xml:space="preserve">, </w:t>
       </w:r>
-      <w:hyperlink r:id="rId147">
-        <w:r>
-          <w:rPr>
-            <w:lang w:val="id_ID" w:bidi="id_ID"/>
-          </w:rPr>
-          <w:rPr>
-            <w:color w:val="0000EE"/>
-            <w:u w:val="single"/>
-          </w:rPr>
-          <w:t>10</w:t>
-        </w:r>
-      </w:hyperlink>
+      <w:r>
+        <w:rPr>
+          <w:lang w:val="id_ID" w:bidi="id_ID"/>
+        </w:rPr>
+        <w:t>10</w:t>
+      </w:r>
       <w:r>
         <w:rPr>
           <w:lang w:val="id_ID" w:bidi="id_ID"/>
         </w:rPr>
         <w:t xml:space="preserve">; </w:t>
       </w:r>
-      <w:hyperlink r:id="rId148">
-        <w:r>
-          <w:rPr>
-            <w:lang w:val="id_ID" w:bidi="id_ID"/>
-          </w:rPr>
-          <w:rPr>
-            <w:color w:val="0000EE"/>
-            <w:u w:val="single"/>
-          </w:rPr>
-          <w:t>2:9</w:t>
-        </w:r>
-      </w:hyperlink>
+      <w:r>
+        <w:rPr>
+          <w:lang w:val="id_ID" w:bidi="id_ID"/>
+        </w:rPr>
+        <w:t>2:9</w:t>
+      </w:r>
       <w:r>
         <w:rPr>
           <w:lang w:val="id_ID" w:bidi="id_ID"/>
         </w:rPr>
         <w:t xml:space="preserve">; </w:t>
       </w:r>
-      <w:hyperlink r:id="rId112">
-        <w:r>
-          <w:rPr>
-            <w:lang w:val="id_ID" w:bidi="id_ID"/>
-          </w:rPr>
-          <w:rPr>
-            <w:color w:val="0000EE"/>
-            <w:u w:val="single"/>
-          </w:rPr>
-          <w:t>3:8</w:t>
-        </w:r>
-      </w:hyperlink>
+      <w:r>
+        <w:rPr>
+          <w:lang w:val="id_ID" w:bidi="id_ID"/>
+        </w:rPr>
+        <w:t>3:8</w:t>
+      </w:r>
       <w:r>
         <w:rPr>
           <w:lang w:val="id_ID" w:bidi="id_ID"/>
